--- a/pr-preview/pr-78/chapters/23-causal-mediation-tracked-changes.docx
+++ b/pr-preview/pr-78/chapters/23-causal-mediation-tracked-changes.docx
@@ -302,7 +302,7 @@
         <w:t xml:space="preserve">and suggests estimation strategies that parallel those developed for total effects.</w:t>
       </w:r>
     </w:p>
-    <w:bookmarkStart w:id="11" w:name="mediation-analysis-under-attack-p.-323"/>
+    <w:bookmarkStart w:id="12" w:name="mediation-analysis-under-attack-p.-323"/>
     <w:p>
       <w:pPr>
         <w:pStyle w:val="Heading2"/>
@@ -489,337 +489,6 @@
       </m:oMath>
       <w:r>
         <w:t xml:space="preserve">.</w:t>
-      </w:r>
-    </w:p>
-    <w:p>
-      <w:pPr>
-        <w:pStyle w:val="FirstParagraph"/>
-      </w:pPr>
-      <w:r>
-        <w:t xml:space="preserve">In a linear structural equation model, this decomposition is:</w:t>
-      </w:r>
-    </w:p>
-    <w:p>
-      <w:pPr>
-        <w:pStyle w:val="BodyText"/>
-      </w:pPr>
-      <m:oMathPara>
-        <m:oMathParaPr>
-          <m:jc m:val="center"/>
-        </m:oMathParaPr>
-        <m:oMath>
-          <m:r>
-            <m:t>Y</m:t>
-          </m:r>
-          <m:r>
-            <m:rPr>
-              <m:sty m:val="p"/>
-            </m:rPr>
-            <m:t>=</m:t>
-          </m:r>
-          <m:sSub>
-            <m:e>
-              <m:r>
-                <m:t>β</m:t>
-              </m:r>
-            </m:e>
-            <m:sub>
-              <m:r>
-                <m:t>0</m:t>
-              </m:r>
-            </m:sub>
-          </m:sSub>
-          <m:r>
-            <m:rPr>
-              <m:sty m:val="p"/>
-            </m:rPr>
-            <m:t>+</m:t>
-          </m:r>
-          <m:sSub>
-            <m:e>
-              <m:r>
-                <m:t>β</m:t>
-              </m:r>
-            </m:e>
-            <m:sub>
-              <m:r>
-                <m:t>1</m:t>
-              </m:r>
-            </m:sub>
-          </m:sSub>
-          <m:r>
-            <m:t>A</m:t>
-          </m:r>
-          <m:r>
-            <m:rPr>
-              <m:sty m:val="p"/>
-            </m:rPr>
-            <m:t>+</m:t>
-          </m:r>
-          <m:sSub>
-            <m:e>
-              <m:r>
-                <m:t>β</m:t>
-              </m:r>
-            </m:e>
-            <m:sub>
-              <m:r>
-                <m:t>2</m:t>
-              </m:r>
-            </m:sub>
-          </m:sSub>
-          <m:r>
-            <m:t>M</m:t>
-          </m:r>
-          <m:r>
-            <m:rPr>
-              <m:sty m:val="p"/>
-            </m:rPr>
-            <m:t>+</m:t>
-          </m:r>
-          <m:sSub>
-            <m:e>
-              <m:r>
-                <m:t>ε</m:t>
-              </m:r>
-            </m:e>
-            <m:sub>
-              <m:r>
-                <m:t>Y</m:t>
-              </m:r>
-            </m:sub>
-          </m:sSub>
-          <m:r>
-            <m:rPr>
-              <m:sty m:val="p"/>
-            </m:rPr>
-            <m:t>,</m:t>
-          </m:r>
-          <m:r>
-            <m:t> </m:t>
-          </m:r>
-          <m:r>
-            <m:t>M</m:t>
-          </m:r>
-          <m:r>
-            <m:rPr>
-              <m:sty m:val="p"/>
-            </m:rPr>
-            <m:t>=</m:t>
-          </m:r>
-          <m:sSub>
-            <m:e>
-              <m:r>
-                <m:t>α</m:t>
-              </m:r>
-            </m:e>
-            <m:sub>
-              <m:r>
-                <m:t>0</m:t>
-              </m:r>
-            </m:sub>
-          </m:sSub>
-          <m:r>
-            <m:rPr>
-              <m:sty m:val="p"/>
-            </m:rPr>
-            <m:t>+</m:t>
-          </m:r>
-          <m:sSub>
-            <m:e>
-              <m:r>
-                <m:t>α</m:t>
-              </m:r>
-            </m:e>
-            <m:sub>
-              <m:r>
-                <m:t>1</m:t>
-              </m:r>
-            </m:sub>
-          </m:sSub>
-          <m:r>
-            <m:t>A</m:t>
-          </m:r>
-          <m:r>
-            <m:rPr>
-              <m:sty m:val="p"/>
-            </m:rPr>
-            <m:t>+</m:t>
-          </m:r>
-          <m:sSub>
-            <m:e>
-              <m:r>
-                <m:t>ε</m:t>
-              </m:r>
-            </m:e>
-            <m:sub>
-              <m:r>
-                <m:t>M</m:t>
-              </m:r>
-            </m:sub>
-          </m:sSub>
-          <m:r>
-            <m:rPr>
-              <m:sty m:val="p"/>
-            </m:rPr>
-            <m:t>.</m:t>
-          </m:r>
-        </m:oMath>
-      </m:oMathPara>
-    </w:p>
-    <w:p>
-      <w:pPr>
-        <w:pStyle w:val="FirstParagraph"/>
-      </w:pPr>
-      <w:r>
-        <w:t xml:space="preserve">The indirect effect is</w:t>
-      </w:r>
-      <w:r>
-        <w:t xml:space="preserve"> </w:t>
-      </w:r>
-      <m:oMath>
-        <m:sSub>
-          <m:e>
-            <m:r>
-              <m:t>α</m:t>
-            </m:r>
-          </m:e>
-          <m:sub>
-            <m:r>
-              <m:t>1</m:t>
-            </m:r>
-          </m:sub>
-        </m:sSub>
-        <m:r>
-          <m:rPr>
-            <m:sty m:val="p"/>
-          </m:rPr>
-          <m:t>⋅</m:t>
-        </m:r>
-        <m:sSub>
-          <m:e>
-            <m:r>
-              <m:t>β</m:t>
-            </m:r>
-          </m:e>
-          <m:sub>
-            <m:r>
-              <m:t>2</m:t>
-            </m:r>
-          </m:sub>
-        </m:sSub>
-      </m:oMath>
-      <w:r>
-        <w:t xml:space="preserve"> </w:t>
-      </w:r>
-      <w:r>
-        <w:t xml:space="preserve">(the</w:t>
-      </w:r>
-      <w:r>
-        <w:t xml:space="preserve"> </w:t>
-      </w:r>
-      <w:r>
-        <w:t xml:space="preserve">“product of coefficients”</w:t>
-      </w:r>
-      <w:r>
-        <w:t xml:space="preserve">)</w:t>
-      </w:r>
-      <w:r>
-        <w:t xml:space="preserve"> </w:t>
-      </w:r>
-      <w:r>
-        <w:t xml:space="preserve">and the direct effect is</w:t>
-      </w:r>
-      <w:r>
-        <w:t xml:space="preserve"> </w:t>
-      </w:r>
-      <m:oMath>
-        <m:sSub>
-          <m:e>
-            <m:r>
-              <m:t>β</m:t>
-            </m:r>
-          </m:e>
-          <m:sub>
-            <m:r>
-              <m:t>1</m:t>
-            </m:r>
-          </m:sub>
-        </m:sSub>
-      </m:oMath>
-      <w:r>
-        <w:t xml:space="preserve">.</w:t>
-      </w:r>
-      <w:r>
-        <w:t xml:space="preserve"> </w:t>
-      </w:r>
-      <w:r>
-        <w:t xml:space="preserve">The total effect is</w:t>
-      </w:r>
-      <w:r>
-        <w:t xml:space="preserve"> </w:t>
-      </w:r>
-      <m:oMath>
-        <m:sSub>
-          <m:e>
-            <m:r>
-              <m:t>β</m:t>
-            </m:r>
-          </m:e>
-          <m:sub>
-            <m:r>
-              <m:t>1</m:t>
-            </m:r>
-          </m:sub>
-        </m:sSub>
-        <m:r>
-          <m:rPr>
-            <m:sty m:val="p"/>
-          </m:rPr>
-          <m:t>+</m:t>
-        </m:r>
-        <m:sSub>
-          <m:e>
-            <m:r>
-              <m:t>α</m:t>
-            </m:r>
-          </m:e>
-          <m:sub>
-            <m:r>
-              <m:t>1</m:t>
-            </m:r>
-          </m:sub>
-        </m:sSub>
-        <m:r>
-          <m:rPr>
-            <m:sty m:val="p"/>
-          </m:rPr>
-          <m:t>⋅</m:t>
-        </m:r>
-        <m:sSub>
-          <m:e>
-            <m:r>
-              <m:t>β</m:t>
-            </m:r>
-          </m:e>
-          <m:sub>
-            <m:r>
-              <m:t>2</m:t>
-            </m:r>
-          </m:sub>
-        </m:sSub>
-      </m:oMath>
-      <w:r>
-        <w:t xml:space="preserve">.</w:t>
-      </w:r>
-    </w:p>
-    <w:bookmarkStart w:id="10" w:name="criticisms-of-the-classical-approach"/>
-    <w:p>
-      <w:pPr>
-        <w:pStyle w:val="Heading3"/>
-      </w:pPr>
-      <w:r>
-        <w:t xml:space="preserve">1.1 Criticisms of the Classical Approach</w:t>
       </w:r>
     </w:p>
     <w:tbl>
@@ -856,7 +525,7 @@
               <w:spacing w:before="16" w:after="64"/>
             </w:pPr>
           </w:p>
-          <w:bookmarkStart w:id="9" w:name="def-classical-mediation-limitations"/>
+          <w:bookmarkStart w:id="9" w:name="def-classical-mediation-decomposition"/>
           <w:p>
             <w:pPr>
               <w:pStyle w:val="BodyText"/>
@@ -866,7 +535,387 @@
                 <w:b/>
                 <w:bCs/>
               </w:rPr>
-              <w:t xml:space="preserve">Definition 1 (Limitations of Classical Mediation Analysis)</w:t>
+              <w:t xml:space="preserve">Definition 1 (Classical Mediation Decomposition)</w:t>
+            </w:r>
+            <w:r>
+              <w:t xml:space="preserve"> </w:t>
+            </w:r>
+            <w:r>
+              <w:t xml:space="preserve">In a linear structural equation model,</w:t>
+            </w:r>
+          </w:p>
+          <w:p>
+            <w:pPr>
+              <w:pStyle w:val="BodyText"/>
+            </w:pPr>
+            <m:oMathPara>
+              <m:oMathParaPr>
+                <m:jc m:val="center"/>
+              </m:oMathParaPr>
+              <m:oMath>
+                <m:r>
+                  <m:t>Y</m:t>
+                </m:r>
+                <m:r>
+                  <m:rPr>
+                    <m:sty m:val="p"/>
+                  </m:rPr>
+                  <m:t>=</m:t>
+                </m:r>
+                <m:sSub>
+                  <m:e>
+                    <m:r>
+                      <m:t>β</m:t>
+                    </m:r>
+                  </m:e>
+                  <m:sub>
+                    <m:r>
+                      <m:t>0</m:t>
+                    </m:r>
+                  </m:sub>
+                </m:sSub>
+                <m:r>
+                  <m:rPr>
+                    <m:sty m:val="p"/>
+                  </m:rPr>
+                  <m:t>+</m:t>
+                </m:r>
+                <m:sSub>
+                  <m:e>
+                    <m:r>
+                      <m:t>β</m:t>
+                    </m:r>
+                  </m:e>
+                  <m:sub>
+                    <m:r>
+                      <m:t>1</m:t>
+                    </m:r>
+                  </m:sub>
+                </m:sSub>
+                <m:r>
+                  <m:t>A</m:t>
+                </m:r>
+                <m:r>
+                  <m:rPr>
+                    <m:sty m:val="p"/>
+                  </m:rPr>
+                  <m:t>+</m:t>
+                </m:r>
+                <m:sSub>
+                  <m:e>
+                    <m:r>
+                      <m:t>β</m:t>
+                    </m:r>
+                  </m:e>
+                  <m:sub>
+                    <m:r>
+                      <m:t>2</m:t>
+                    </m:r>
+                  </m:sub>
+                </m:sSub>
+                <m:r>
+                  <m:t>M</m:t>
+                </m:r>
+                <m:r>
+                  <m:rPr>
+                    <m:sty m:val="p"/>
+                  </m:rPr>
+                  <m:t>+</m:t>
+                </m:r>
+                <m:sSub>
+                  <m:e>
+                    <m:r>
+                      <m:t>ε</m:t>
+                    </m:r>
+                  </m:e>
+                  <m:sub>
+                    <m:r>
+                      <m:t>Y</m:t>
+                    </m:r>
+                  </m:sub>
+                </m:sSub>
+                <m:r>
+                  <m:rPr>
+                    <m:sty m:val="p"/>
+                  </m:rPr>
+                  <m:t>,</m:t>
+                </m:r>
+                <m:r>
+                  <m:t> </m:t>
+                </m:r>
+                <m:r>
+                  <m:t>M</m:t>
+                </m:r>
+                <m:r>
+                  <m:rPr>
+                    <m:sty m:val="p"/>
+                  </m:rPr>
+                  <m:t>=</m:t>
+                </m:r>
+                <m:sSub>
+                  <m:e>
+                    <m:r>
+                      <m:t>α</m:t>
+                    </m:r>
+                  </m:e>
+                  <m:sub>
+                    <m:r>
+                      <m:t>0</m:t>
+                    </m:r>
+                  </m:sub>
+                </m:sSub>
+                <m:r>
+                  <m:rPr>
+                    <m:sty m:val="p"/>
+                  </m:rPr>
+                  <m:t>+</m:t>
+                </m:r>
+                <m:sSub>
+                  <m:e>
+                    <m:r>
+                      <m:t>α</m:t>
+                    </m:r>
+                  </m:e>
+                  <m:sub>
+                    <m:r>
+                      <m:t>1</m:t>
+                    </m:r>
+                  </m:sub>
+                </m:sSub>
+                <m:r>
+                  <m:t>A</m:t>
+                </m:r>
+                <m:r>
+                  <m:rPr>
+                    <m:sty m:val="p"/>
+                  </m:rPr>
+                  <m:t>+</m:t>
+                </m:r>
+                <m:sSub>
+                  <m:e>
+                    <m:r>
+                      <m:t>ε</m:t>
+                    </m:r>
+                  </m:e>
+                  <m:sub>
+                    <m:r>
+                      <m:t>M</m:t>
+                    </m:r>
+                  </m:sub>
+                </m:sSub>
+                <m:r>
+                  <m:rPr>
+                    <m:sty m:val="p"/>
+                  </m:rPr>
+                  <m:t>,</m:t>
+                </m:r>
+              </m:oMath>
+            </m:oMathPara>
+          </w:p>
+          <w:p>
+            <w:pPr>
+              <w:pStyle w:val="FirstParagraph"/>
+            </w:pPr>
+            <w:r>
+              <w:t xml:space="preserve">the indirect effect is</w:t>
+            </w:r>
+            <w:r>
+              <w:t xml:space="preserve"> </w:t>
+            </w:r>
+            <m:oMath>
+              <m:sSub>
+                <m:e>
+                  <m:r>
+                    <m:t>α</m:t>
+                  </m:r>
+                </m:e>
+                <m:sub>
+                  <m:r>
+                    <m:t>1</m:t>
+                  </m:r>
+                </m:sub>
+              </m:sSub>
+              <m:r>
+                <m:rPr>
+                  <m:sty m:val="p"/>
+                </m:rPr>
+                <m:t>⋅</m:t>
+              </m:r>
+              <m:sSub>
+                <m:e>
+                  <m:r>
+                    <m:t>β</m:t>
+                  </m:r>
+                </m:e>
+                <m:sub>
+                  <m:r>
+                    <m:t>2</m:t>
+                  </m:r>
+                </m:sub>
+              </m:sSub>
+            </m:oMath>
+            <w:r>
+              <w:t xml:space="preserve"> </w:t>
+            </w:r>
+            <w:r>
+              <w:t xml:space="preserve">(the</w:t>
+            </w:r>
+            <w:r>
+              <w:t xml:space="preserve"> </w:t>
+            </w:r>
+            <w:r>
+              <w:t xml:space="preserve">“product of coefficients”</w:t>
+            </w:r>
+            <w:r>
+              <w:t xml:space="preserve">),</w:t>
+            </w:r>
+            <w:r>
+              <w:t xml:space="preserve"> </w:t>
+            </w:r>
+            <w:r>
+              <w:t xml:space="preserve">the direct effect is</w:t>
+            </w:r>
+            <w:r>
+              <w:t xml:space="preserve"> </w:t>
+            </w:r>
+            <m:oMath>
+              <m:sSub>
+                <m:e>
+                  <m:r>
+                    <m:t>β</m:t>
+                  </m:r>
+                </m:e>
+                <m:sub>
+                  <m:r>
+                    <m:t>1</m:t>
+                  </m:r>
+                </m:sub>
+              </m:sSub>
+            </m:oMath>
+            <w:r>
+              <w:t xml:space="preserve">,</w:t>
+            </w:r>
+            <w:r>
+              <w:t xml:space="preserve"> </w:t>
+            </w:r>
+            <w:r>
+              <w:t xml:space="preserve">and the total effect is</w:t>
+            </w:r>
+            <w:r>
+              <w:t xml:space="preserve"> </w:t>
+            </w:r>
+            <m:oMath>
+              <m:sSub>
+                <m:e>
+                  <m:r>
+                    <m:t>β</m:t>
+                  </m:r>
+                </m:e>
+                <m:sub>
+                  <m:r>
+                    <m:t>1</m:t>
+                  </m:r>
+                </m:sub>
+              </m:sSub>
+              <m:r>
+                <m:rPr>
+                  <m:sty m:val="p"/>
+                </m:rPr>
+                <m:t>+</m:t>
+              </m:r>
+              <m:sSub>
+                <m:e>
+                  <m:r>
+                    <m:t>α</m:t>
+                  </m:r>
+                </m:e>
+                <m:sub>
+                  <m:r>
+                    <m:t>1</m:t>
+                  </m:r>
+                </m:sub>
+              </m:sSub>
+              <m:r>
+                <m:rPr>
+                  <m:sty m:val="p"/>
+                </m:rPr>
+                <m:t>⋅</m:t>
+              </m:r>
+              <m:sSub>
+                <m:e>
+                  <m:r>
+                    <m:t>β</m:t>
+                  </m:r>
+                </m:e>
+                <m:sub>
+                  <m:r>
+                    <m:t>2</m:t>
+                  </m:r>
+                </m:sub>
+              </m:sSub>
+            </m:oMath>
+            <w:r>
+              <w:t xml:space="preserve">.</w:t>
+            </w:r>
+          </w:p>
+          <w:bookmarkEnd w:id="9"/>
+        </w:tc>
+      </w:tr>
+    </w:tbl>
+    <w:bookmarkStart w:id="11" w:name="criticisms-of-the-classical-approach"/>
+    <w:p>
+      <w:pPr>
+        <w:pStyle w:val="Heading3"/>
+      </w:pPr>
+      <w:r>
+        <w:t xml:space="preserve">1.1 Criticisms of the Classical Approach</w:t>
+      </w:r>
+    </w:p>
+    <w:tbl>
+      <w:tblPr>
+        <w:tblStyle w:val="Table"/>
+        <w:tblInd w:w="164" w:type="dxa"/>
+        <w:tblBorders>
+          <w:left w:val="single" w:sz="24" w:space="0" w:color="909090"/>
+        </w:tblBorders>
+        <w:tblCellMar>
+          <w:left w:w="0" w:type="dxa"/>
+          <w:right w:w="0" w:type="dxa"/>
+        </w:tblCellMar>
+        <w:tblLook w:firstRow="0" w:lastRow="0" w:firstColumn="0" w:lastColumn="0" w:noHBand="0" w:noVBand="0" w:val="0000"/>
+      </w:tblPr>
+      <w:tblGrid>
+        <w:gridCol w:w="7920"/>
+      </w:tblGrid>
+      <w:tr>
+        <w:trPr>
+          <w:cantSplit/>
+        </w:trPr>
+        <w:tc>
+          <w:tcPr>
+            <w:tcMar>
+              <w:left w:w="144" w:type="dxa"/>
+            </w:tcMar>
+          </w:tcPr>
+          <w:p>
+            <w:pPr>
+              <w:pStyle w:val="FirstParagraph"/>
+            </w:pPr>
+            <w:pPr>
+              <w:spacing w:before="16" w:after="64"/>
+            </w:pPr>
+          </w:p>
+          <w:bookmarkStart w:id="10" w:name="def-classical-mediation-limitations"/>
+          <w:p>
+            <w:pPr>
+              <w:pStyle w:val="BodyText"/>
+            </w:pPr>
+            <w:r>
+              <w:rPr>
+                <w:b/>
+                <w:bCs/>
+              </w:rPr>
+              <w:t xml:space="preserve">Definition 2 (Limitations of Classical Mediation Analysis)</w:t>
             </w:r>
             <w:r>
               <w:t xml:space="preserve"> </w:t>
@@ -1152,7 +1201,7 @@
               <w:t xml:space="preserve">the classical estimands do not correspond to well-defined causal quantities.</w:t>
             </w:r>
           </w:p>
-          <w:bookmarkEnd w:id="9"/>
+          <w:bookmarkEnd w:id="10"/>
         </w:tc>
       </w:tr>
     </w:tbl>
@@ -1279,9 +1328,9 @@
         <w:t xml:space="preserve">relationship.</w:t>
       </w:r>
     </w:p>
-    <w:bookmarkEnd w:id="10"/>
     <w:bookmarkEnd w:id="11"/>
-    <w:bookmarkStart w:id="15" w:name="a-defense-of-mediation-analysis-p.-325"/>
+    <w:bookmarkEnd w:id="12"/>
+    <w:bookmarkStart w:id="17" w:name="a-defense-of-mediation-analysis-p.-325"/>
     <w:p>
       <w:pPr>
         <w:pStyle w:val="Heading2"/>
@@ -1552,7 +1601,7 @@
               <w:spacing w:before="16" w:after="64"/>
             </w:pPr>
           </w:p>
-          <w:bookmarkStart w:id="12" w:name="def-natural-direct"/>
+          <w:bookmarkStart w:id="13" w:name="def-natural-direct"/>
           <w:p>
             <w:pPr>
               <w:pStyle w:val="BodyText"/>
@@ -1562,7 +1611,7 @@
                 <w:b/>
                 <w:bCs/>
               </w:rPr>
-              <w:t xml:space="preserve">Definition 2 (Natural Direct Effect (NDE))</w:t>
+              <w:t xml:space="preserve">Definition 3 (Natural Direct Effect (NDE))</w:t>
             </w:r>
             <w:r>
               <w:t xml:space="preserve"> </w:t>
@@ -1966,7 +2015,7 @@
               <w:t xml:space="preserve">it would have taken under no treatment?</w:t>
             </w:r>
           </w:p>
-          <w:bookmarkEnd w:id="12"/>
+          <w:bookmarkEnd w:id="13"/>
         </w:tc>
       </w:tr>
     </w:tbl>
@@ -2012,7 +2061,7 @@
               <w:spacing w:before="16" w:after="64"/>
             </w:pPr>
           </w:p>
-          <w:bookmarkStart w:id="13" w:name="def-natural-indirect"/>
+          <w:bookmarkStart w:id="14" w:name="def-natural-indirect"/>
           <w:p>
             <w:pPr>
               <w:pStyle w:val="BodyText"/>
@@ -2022,7 +2071,7 @@
                 <w:b/>
                 <w:bCs/>
               </w:rPr>
-              <w:t xml:space="preserve">Definition 3 (Natural Indirect Effect (NIE))</w:t>
+              <w:t xml:space="preserve">Definition 4 (Natural Indirect Effect (NIE))</w:t>
             </w:r>
             <w:r>
               <w:t xml:space="preserve"> </w:t>
@@ -2380,11 +2429,11 @@
               <w:t xml:space="preserve">?</w:t>
             </w:r>
           </w:p>
-          <w:bookmarkEnd w:id="13"/>
+          <w:bookmarkEnd w:id="14"/>
         </w:tc>
       </w:tr>
     </w:tbl>
-    <w:bookmarkStart w:id="14" w:name="the-decomposition"/>
+    <w:bookmarkStart w:id="16" w:name="the-decomposition"/>
     <w:p>
       <w:pPr>
         <w:pStyle w:val="Heading3"/>
@@ -2393,169 +2442,198 @@
         <w:t xml:space="preserve">2.1 The Decomposition</w:t>
       </w:r>
     </w:p>
+    <w:tbl>
+      <w:tblPr>
+        <w:tblStyle w:val="Table"/>
+        <w:tblInd w:w="164" w:type="dxa"/>
+        <w:tblBorders>
+          <w:left w:val="single" w:sz="24" w:space="0" w:color="909090"/>
+        </w:tblBorders>
+        <w:tblCellMar>
+          <w:left w:w="0" w:type="dxa"/>
+          <w:right w:w="0" w:type="dxa"/>
+        </w:tblCellMar>
+        <w:tblLook w:firstRow="0" w:lastRow="0" w:firstColumn="0" w:lastColumn="0" w:noHBand="0" w:noVBand="0" w:val="0000"/>
+      </w:tblPr>
+      <w:tblGrid>
+        <w:gridCol w:w="7920"/>
+      </w:tblGrid>
+      <w:tr>
+        <w:trPr>
+          <w:cantSplit/>
+        </w:trPr>
+        <w:tc>
+          <w:tcPr>
+            <w:tcMar>
+              <w:left w:w="144" w:type="dxa"/>
+            </w:tcMar>
+          </w:tcPr>
+          <w:p>
+            <w:pPr>
+              <w:pStyle w:val="FirstParagraph"/>
+            </w:pPr>
+            <w:pPr>
+              <w:spacing w:before="16" w:after="64"/>
+            </w:pPr>
+          </w:p>
+          <w:bookmarkStart w:id="15" w:name="thm-mediation-decomposition"/>
+          <w:p>
+            <w:pPr>
+              <w:pStyle w:val="BodyText"/>
+            </w:pPr>
+            <w:r>
+              <w:rPr>
+                <w:b/>
+                <w:bCs/>
+              </w:rPr>
+              <w:t xml:space="preserve">Theorem 1 (Additive Decomposition of the Total Effect)</w:t>
+            </w:r>
+            <w:r>
+              <w:t xml:space="preserve"> </w:t>
+            </w:r>
+            <w:r>
+              <w:t xml:space="preserve">On the additive (difference) scale, the total effect decomposes as</w:t>
+            </w:r>
+          </w:p>
+          <w:p>
+            <w:pPr>
+              <w:pStyle w:val="BodyText"/>
+            </w:pPr>
+            <m:oMathPara>
+              <m:oMathParaPr>
+                <m:jc m:val="center"/>
+              </m:oMathParaPr>
+              <m:oMath>
+                <m:r>
+                  <m:rPr>
+                    <m:nor/>
+                    <m:sty m:val="p"/>
+                  </m:rPr>
+                  <m:t>E</m:t>
+                </m:r>
+                <m:d>
+                  <m:dPr>
+                    <m:begChr m:val="["/>
+                    <m:sepChr m:val=""/>
+                    <m:endChr m:val="]"/>
+                    <m:grow/>
+                  </m:dPr>
+                  <m:e>
+                    <m:sSup>
+                      <m:e>
+                        <m:r>
+                          <m:t>Y</m:t>
+                        </m:r>
+                      </m:e>
+                      <m:sup>
+                        <m:r>
+                          <m:t>a</m:t>
+                        </m:r>
+                        <m:r>
+                          <m:rPr>
+                            <m:sty m:val="p"/>
+                          </m:rPr>
+                          <m:t>=</m:t>
+                        </m:r>
+                        <m:r>
+                          <m:t>1</m:t>
+                        </m:r>
+                      </m:sup>
+                    </m:sSup>
+                  </m:e>
+                </m:d>
+                <m:r>
+                  <m:rPr>
+                    <m:sty m:val="p"/>
+                  </m:rPr>
+                  <m:t>−</m:t>
+                </m:r>
+                <m:r>
+                  <m:rPr>
+                    <m:nor/>
+                    <m:sty m:val="p"/>
+                  </m:rPr>
+                  <m:t>E</m:t>
+                </m:r>
+                <m:d>
+                  <m:dPr>
+                    <m:begChr m:val="["/>
+                    <m:sepChr m:val=""/>
+                    <m:endChr m:val="]"/>
+                    <m:grow/>
+                  </m:dPr>
+                  <m:e>
+                    <m:sSup>
+                      <m:e>
+                        <m:r>
+                          <m:t>Y</m:t>
+                        </m:r>
+                      </m:e>
+                      <m:sup>
+                        <m:r>
+                          <m:t>a</m:t>
+                        </m:r>
+                        <m:r>
+                          <m:rPr>
+                            <m:sty m:val="p"/>
+                          </m:rPr>
+                          <m:t>=</m:t>
+                        </m:r>
+                        <m:r>
+                          <m:t>0</m:t>
+                        </m:r>
+                      </m:sup>
+                    </m:sSup>
+                  </m:e>
+                </m:d>
+                <m:r>
+                  <m:rPr>
+                    <m:sty m:val="p"/>
+                  </m:rPr>
+                  <m:t>=</m:t>
+                </m:r>
+                <m:r>
+                  <m:rPr>
+                    <m:nor/>
+                    <m:sty m:val="p"/>
+                  </m:rPr>
+                  <m:t>NDE</m:t>
+                </m:r>
+                <m:r>
+                  <m:rPr>
+                    <m:sty m:val="p"/>
+                  </m:rPr>
+                  <m:t>+</m:t>
+                </m:r>
+                <m:r>
+                  <m:rPr>
+                    <m:nor/>
+                    <m:sty m:val="p"/>
+                  </m:rPr>
+                  <m:t>NIE</m:t>
+                </m:r>
+                <m:r>
+                  <m:rPr>
+                    <m:sty m:val="p"/>
+                  </m:rPr>
+                  <m:t>.</m:t>
+                </m:r>
+              </m:oMath>
+            </m:oMathPara>
+          </w:p>
+          <w:bookmarkEnd w:id="15"/>
+        </w:tc>
+      </w:tr>
+    </w:tbl>
     <w:p>
       <w:pPr>
         <w:pStyle w:val="FirstParagraph"/>
       </w:pPr>
-      <w:r>
-        <w:t xml:space="preserve">The</w:t>
-      </w:r>
-      <w:r>
-        <w:t xml:space="preserve"> </w:t>
-      </w:r>
-      <w:r>
-        <w:rPr>
-          <w:b/>
-          <w:bCs/>
-        </w:rPr>
-        <w:t xml:space="preserve">total effect</w:t>
-      </w:r>
-      <w:r>
-        <w:t xml:space="preserve"> </w:t>
-      </w:r>
-      <w:r>
-        <w:t xml:space="preserve">decomposes as:</w:t>
-      </w:r>
-    </w:p>
-    <w:p>
-      <w:pPr>
-        <w:pStyle w:val="BodyText"/>
-      </w:pPr>
-      <m:oMathPara>
-        <m:oMathParaPr>
-          <m:jc m:val="center"/>
-        </m:oMathParaPr>
-        <m:oMath>
-          <m:r>
-            <m:rPr>
-              <m:nor/>
-              <m:sty m:val="p"/>
-            </m:rPr>
-            <m:t>E</m:t>
-          </m:r>
-          <m:d>
-            <m:dPr>
-              <m:begChr m:val="["/>
-              <m:sepChr m:val=""/>
-              <m:endChr m:val="]"/>
-              <m:grow/>
-            </m:dPr>
-            <m:e>
-              <m:sSup>
-                <m:e>
-                  <m:r>
-                    <m:t>Y</m:t>
-                  </m:r>
-                </m:e>
-                <m:sup>
-                  <m:r>
-                    <m:t>a</m:t>
-                  </m:r>
-                  <m:r>
-                    <m:rPr>
-                      <m:sty m:val="p"/>
-                    </m:rPr>
-                    <m:t>=</m:t>
-                  </m:r>
-                  <m:r>
-                    <m:t>1</m:t>
-                  </m:r>
-                </m:sup>
-              </m:sSup>
-            </m:e>
-          </m:d>
-          <m:r>
-            <m:rPr>
-              <m:sty m:val="p"/>
-            </m:rPr>
-            <m:t>−</m:t>
-          </m:r>
-          <m:r>
-            <m:rPr>
-              <m:nor/>
-              <m:sty m:val="p"/>
-            </m:rPr>
-            <m:t>E</m:t>
-          </m:r>
-          <m:d>
-            <m:dPr>
-              <m:begChr m:val="["/>
-              <m:sepChr m:val=""/>
-              <m:endChr m:val="]"/>
-              <m:grow/>
-            </m:dPr>
-            <m:e>
-              <m:sSup>
-                <m:e>
-                  <m:r>
-                    <m:t>Y</m:t>
-                  </m:r>
-                </m:e>
-                <m:sup>
-                  <m:r>
-                    <m:t>a</m:t>
-                  </m:r>
-                  <m:r>
-                    <m:rPr>
-                      <m:sty m:val="p"/>
-                    </m:rPr>
-                    <m:t>=</m:t>
-                  </m:r>
-                  <m:r>
-                    <m:t>0</m:t>
-                  </m:r>
-                </m:sup>
-              </m:sSup>
-            </m:e>
-          </m:d>
-          <m:r>
-            <m:rPr>
-              <m:sty m:val="p"/>
-            </m:rPr>
-            <m:t>=</m:t>
-          </m:r>
-          <m:r>
-            <m:rPr>
-              <m:nor/>
-              <m:sty m:val="p"/>
-            </m:rPr>
-            <m:t>NDE</m:t>
-          </m:r>
-          <m:r>
-            <m:rPr>
-              <m:sty m:val="p"/>
-            </m:rPr>
-            <m:t>+</m:t>
-          </m:r>
-          <m:r>
-            <m:rPr>
-              <m:nor/>
-              <m:sty m:val="p"/>
-            </m:rPr>
-            <m:t>NIE</m:t>
-          </m:r>
-          <m:r>
-            <m:rPr>
-              <m:sty m:val="p"/>
-            </m:rPr>
-            <m:t>.</m:t>
-          </m:r>
-        </m:oMath>
-      </m:oMathPara>
-    </w:p>
-    <w:p>
-      <w:pPr>
-        <w:pStyle w:val="FirstParagraph"/>
-      </w:pPr>
-      <w:r>
-        <w:t xml:space="preserve">This decomposition always holds on the additive (difference) scale.</w:t>
-      </w:r>
-      <w:r>
-        <w:t xml:space="preserve"> </w:t>
-      </w:r>
-      <w:r>
-        <w:t xml:space="preserve">On other scales (ratio, odds ratio), decompositions exist but are more complex.</w:t>
-      </w:r>
+      <w:ins w:id="22" w:author="PR Preview" w:date="2024-01-01T00:00:00Z">
+        <w:r>
+          <w:t xml:space="preserve">On other scales (ratio, odds ratio), decompositions exist but are more complex.</w:t>
+        </w:r>
+      </w:ins>
     </w:p>
     <w:p>
       <w:pPr>
@@ -2852,9 +2930,9 @@
         <w:t xml:space="preserve">the cross-world counterfactuals are not identified from observed data.</w:t>
       </w:r>
     </w:p>
-    <w:bookmarkEnd w:id="14"/>
-    <w:bookmarkEnd w:id="15"/>
-    <w:bookmarkStart w:id="18" w:name="empirically-verifiable-mediation-p.-327"/>
+    <w:bookmarkEnd w:id="16"/>
+    <w:bookmarkEnd w:id="17"/>
+    <w:bookmarkStart w:id="20" w:name="empirically-verifiable-mediation-p.-327"/>
     <w:p>
       <w:pPr>
         <w:pStyle w:val="Heading2"/>
@@ -3056,7 +3134,7 @@
               <w:spacing w:before="16" w:after="64"/>
             </w:pPr>
           </w:p>
-          <w:bookmarkStart w:id="16" w:name="def-controlled-direct"/>
+          <w:bookmarkStart w:id="18" w:name="def-controlled-direct"/>
           <w:p>
             <w:pPr>
               <w:pStyle w:val="BodyText"/>
@@ -3066,7 +3144,7 @@
                 <w:b/>
                 <w:bCs/>
               </w:rPr>
-              <w:t xml:space="preserve">Definition 4 (Controlled Direct Effect (CDE))</w:t>
+              <w:t xml:space="preserve">Definition 5 (Controlled Direct Effect (CDE))</w:t>
             </w:r>
             <w:r>
               <w:t xml:space="preserve"> </w:t>
@@ -3363,7 +3441,7 @@
               <w:t xml:space="preserve">by external intervention?</w:t>
             </w:r>
           </w:p>
-          <w:bookmarkEnd w:id="16"/>
+          <w:bookmarkEnd w:id="18"/>
         </w:tc>
       </w:tr>
     </w:tbl>
@@ -3469,7 +3547,7 @@
         <w:t xml:space="preserve">confounder).</w:t>
       </w:r>
     </w:p>
-    <w:bookmarkStart w:id="17" w:name="empirical-content"/>
+    <w:bookmarkStart w:id="19" w:name="empirical-content"/>
     <w:p>
       <w:pPr>
         <w:pStyle w:val="Heading3"/>
@@ -3909,9 +3987,9 @@
         <w:t xml:space="preserve">interaction is present and of scientific interest.</w:t>
       </w:r>
     </w:p>
-    <w:bookmarkEnd w:id="17"/>
-    <w:bookmarkEnd w:id="18"/>
-    <w:bookmarkStart w:id="26" w:name="Xcf08f17f5facc266979ed577f3a4510da6076c0"/>
+    <w:bookmarkEnd w:id="19"/>
+    <w:bookmarkEnd w:id="20"/>
+    <w:bookmarkStart w:id="28" w:name="Xcf08f17f5facc266979ed577f3a4510da6076c0"/>
     <w:p>
       <w:pPr>
         <w:pStyle w:val="Heading2"/>
@@ -4181,7 +4259,7 @@
               <w:spacing w:before="16" w:after="64"/>
             </w:pPr>
           </w:p>
-          <w:bookmarkStart w:id="19" w:name="def-interventionist-mediation"/>
+          <w:bookmarkStart w:id="21" w:name="def-interventionist-mediation"/>
           <w:p>
             <w:pPr>
               <w:pStyle w:val="BodyText"/>
@@ -4191,7 +4269,7 @@
                 <w:b/>
                 <w:bCs/>
               </w:rPr>
-              <w:t xml:space="preserve">Definition 5 (Interventionist (Stochastic) Mediation Estimands)</w:t>
+              <w:t xml:space="preserve">Definition 6 (Interventionist (Stochastic) Mediation Estimands)</w:t>
             </w:r>
             <w:r>
               <w:t xml:space="preserve"> </w:t>
@@ -4466,7 +4544,7 @@
               <w:t xml:space="preserve">.</w:t>
             </w:r>
           </w:p>
-          <w:bookmarkEnd w:id="19"/>
+          <w:bookmarkEnd w:id="21"/>
         </w:tc>
       </w:tr>
     </w:tbl>
@@ -4584,7 +4662,7 @@
         <w:t xml:space="preserve">— which is an intervention that could be implemented.</w:t>
       </w:r>
     </w:p>
-    <w:bookmarkStart w:id="20" w:name="Xbcc1eb4508be7340ed9e76336f59b72142b2af4"/>
+    <w:bookmarkStart w:id="22" w:name="Xbcc1eb4508be7340ed9e76336f59b72142b2af4"/>
     <w:p>
       <w:pPr>
         <w:pStyle w:val="Heading3"/>
@@ -5131,8 +5209,8 @@
         <w:t xml:space="preserve">and is identifiable.</w:t>
       </w:r>
     </w:p>
-    <w:bookmarkEnd w:id="20"/>
-    <w:bookmarkStart w:id="25" w:name="the-do-operator-and-mediation"/>
+    <w:bookmarkEnd w:id="22"/>
+    <w:bookmarkStart w:id="27" w:name="the-do-operator-and-mediation"/>
     <w:p>
       <w:pPr>
         <w:pStyle w:val="Heading3"/>
@@ -5286,7 +5364,7 @@
               <w:spacing w:before="16" w:after="64"/>
             </w:pPr>
           </w:p>
-          <w:bookmarkStart w:id="21" w:name="def-do-mediation"/>
+          <w:bookmarkStart w:id="23" w:name="def-do-mediation"/>
           <w:p>
             <w:pPr>
               <w:pStyle w:val="BodyText"/>
@@ -5296,7 +5374,7 @@
                 <w:b/>
                 <w:bCs/>
               </w:rPr>
-              <w:t xml:space="preserve">Definition 6 (Direct Effect via the Do-Operator)</w:t>
+              <w:t xml:space="preserve">Definition 7 (Direct Effect via the Do-Operator)</w:t>
             </w:r>
             <w:r>
               <w:t xml:space="preserve"> </w:t>
@@ -5680,7 +5758,7 @@
               <w:t xml:space="preserve">under the consistency assumption.</w:t>
             </w:r>
           </w:p>
-          <w:bookmarkEnd w:id="21"/>
+          <w:bookmarkEnd w:id="23"/>
         </w:tc>
       </w:tr>
     </w:tbl>
@@ -5893,18 +5971,18 @@
                 <wp:inline>
                   <wp:extent cx="152400" cy="152400"/>
                   <wp:effectExtent b="0" l="0" r="0" t="0"/>
-                  <wp:docPr descr="" title="" id="23" name="Picture"/>
+                  <wp:docPr descr="" title="" id="25" name="Picture"/>
                   <a:graphic>
                     <a:graphicData uri="http://schemas.openxmlformats.org/drawingml/2006/picture">
                       <pic:pic>
                         <pic:nvPicPr>
-                          <pic:cNvPr descr="/opt/quarto/share/formats/docx/note.png" id="24" name="Picture"/>
+                          <pic:cNvPr descr="/opt/quarto/share/formats/docx/note.png" id="26" name="Picture"/>
                           <pic:cNvPicPr>
                             <a:picLocks noChangeArrowheads="1" noChangeAspect="1"/>
                           </pic:cNvPicPr>
                         </pic:nvPicPr>
                         <pic:blipFill>
-                          <a:blip r:embed="rId22"/>
+                          <a:blip r:embed="rId24"/>
                           <a:stretch>
                             <a:fillRect/>
                           </a:stretch>
@@ -6242,9 +6320,9 @@
         </w:tc>
       </w:tr>
     </w:tbl>
-    <w:bookmarkEnd w:id="25"/>
-    <w:bookmarkEnd w:id="26"/>
-    <w:bookmarkStart w:id="27" w:name="summary"/>
+    <w:bookmarkEnd w:id="27"/>
+    <w:bookmarkEnd w:id="28"/>
+    <w:bookmarkStart w:id="29" w:name="summary"/>
     <w:p>
       <w:pPr>
         <w:pStyle w:val="Heading2"/>
@@ -7046,8 +7124,8 @@
         <w:t xml:space="preserve">of the g-methods framework for time-varying treatments.</w:t>
       </w:r>
     </w:p>
-    <w:bookmarkEnd w:id="27"/>
-    <w:bookmarkStart w:id="31" w:name="references"/>
+    <w:bookmarkEnd w:id="29"/>
+    <w:bookmarkStart w:id="33" w:name="references"/>
     <w:p>
       <w:pPr>
         <w:pStyle w:val="Heading2"/>
@@ -7063,8 +7141,8 @@
         </w:pict>
       </w:r>
     </w:p>
-    <w:bookmarkStart w:id="30" w:name="refs"/>
-    <w:bookmarkStart w:id="29" w:name="ref-hernan2020causal"/>
+    <w:bookmarkStart w:id="32" w:name="refs"/>
+    <w:bookmarkStart w:id="31" w:name="ref-hernan2020causal"/>
     <w:p>
       <w:pPr>
         <w:pStyle w:val="Bibliography"/>
@@ -7088,7 +7166,7 @@
       <w:r>
         <w:t xml:space="preserve"> </w:t>
       </w:r>
-      <w:hyperlink r:id="rId28">
+      <w:hyperlink r:id="rId30">
         <w:r>
           <w:rPr>
             <w:rStyle w:val="Hyperlink"/>
@@ -7100,9 +7178,9 @@
         <w:t xml:space="preserve">.</w:t>
       </w:r>
     </w:p>
-    <w:bookmarkEnd w:id="29"/>
-    <w:bookmarkEnd w:id="30"/>
     <w:bookmarkEnd w:id="31"/>
+    <w:bookmarkEnd w:id="32"/>
+    <w:bookmarkEnd w:id="33"/>
     <w:sectPr>
       <w:footnotePr>
         <w:numRestart w:val="eachSect"/>

--- a/pr-preview/pr-78/chapters/23-causal-mediation-tracked-changes.docx
+++ b/pr-preview/pr-78/chapters/23-causal-mediation-tracked-changes.docx
@@ -302,7 +302,7 @@
         <w:t xml:space="preserve">and suggests estimation strategies that parallel those developed for total effects.</w:t>
       </w:r>
     </w:p>
-    <w:bookmarkStart w:id="12" w:name="mediation-analysis-under-attack-p.-323"/>
+    <w:bookmarkStart w:id="13" w:name="mediation-analysis-under-attack-p.-323"/>
     <w:p>
       <w:pPr>
         <w:pStyle w:val="Heading2"/>
@@ -322,174 +322,61 @@
       <w:pPr>
         <w:pStyle w:val="FirstParagraph"/>
       </w:pPr>
-      <w:r>
-        <w:t xml:space="preserve">Classical mediation analysis, as popularized by Baron and Kenny (1986),</w:t>
-      </w:r>
-      <w:r>
-        <w:t xml:space="preserve"> </w:t>
-      </w:r>
-      <w:r>
-        <w:t xml:space="preserve">decomposes the total effect of</w:t>
-      </w:r>
-      <w:r>
-        <w:t xml:space="preserve"> </w:t>
-      </w:r>
+      <w:ins w:id="7" w:author="PR Preview" w:date="2024-01-01T00:00:00Z">
+        <w:r>
+          <w:t xml:space="preserve">Classical mediation analysis, as popularized by Baron and Kenny (1986),</w:t>
+        </w:r>
+      </w:ins>
+      <w:ins w:id="7" w:author="PR Preview" w:date="2024-01-01T00:00:00Z">
+        <w:r>
+          <w:t xml:space="preserve"> </w:t>
+        </w:r>
+      </w:ins>
+      <w:ins w:id="7" w:author="PR Preview" w:date="2024-01-01T00:00:00Z">
+        <w:r>
+          <w:t xml:space="preserve">decomposes the total effect of</w:t>
+        </w:r>
+      </w:ins>
+      <w:ins w:id="7" w:author="PR Preview" w:date="2024-01-01T00:00:00Z">
+        <w:r>
+          <w:t xml:space="preserve"> </w:t>
+        </w:r>
+      </w:ins>
       <m:oMath>
         <m:r>
           <m:t>A</m:t>
         </m:r>
       </m:oMath>
-      <w:r>
-        <w:t xml:space="preserve"> </w:t>
-      </w:r>
-      <w:r>
-        <w:t xml:space="preserve">on</w:t>
-      </w:r>
-      <w:r>
-        <w:t xml:space="preserve"> </w:t>
-      </w:r>
+      <w:ins w:id="7" w:author="PR Preview" w:date="2024-01-01T00:00:00Z">
+        <w:r>
+          <w:t xml:space="preserve"> </w:t>
+        </w:r>
+      </w:ins>
+      <w:ins w:id="7" w:author="PR Preview" w:date="2024-01-01T00:00:00Z">
+        <w:r>
+          <w:t xml:space="preserve">on</w:t>
+        </w:r>
+      </w:ins>
+      <w:ins w:id="7" w:author="PR Preview" w:date="2024-01-01T00:00:00Z">
+        <w:r>
+          <w:t xml:space="preserve"> </w:t>
+        </w:r>
+      </w:ins>
       <m:oMath>
         <m:r>
           <m:t>Y</m:t>
         </m:r>
       </m:oMath>
-      <w:r>
-        <w:t xml:space="preserve"> </w:t>
-      </w:r>
-      <w:r>
-        <w:t xml:space="preserve">into:</w:t>
-      </w:r>
-    </w:p>
-    <w:p>
-      <w:pPr>
-        <w:pStyle w:val="Compact"/>
-        <w:numPr>
-          <w:ilvl w:val="0"/>
-          <w:numId w:val="1001"/>
-        </w:numPr>
-      </w:pPr>
-      <w:r>
-        <w:t xml:space="preserve">A</w:t>
-      </w:r>
-      <w:r>
-        <w:t xml:space="preserve"> </w:t>
-      </w:r>
-      <w:r>
-        <w:rPr>
-          <w:b/>
-          <w:bCs/>
-        </w:rPr>
-        <w:t xml:space="preserve">direct effect</w:t>
-      </w:r>
-      <w:r>
-        <w:t xml:space="preserve">: the effect of</w:t>
-      </w:r>
-      <w:r>
-        <w:t xml:space="preserve"> </w:t>
-      </w:r>
-      <m:oMath>
-        <m:r>
-          <m:t>A</m:t>
-        </m:r>
-      </m:oMath>
-      <w:r>
-        <w:t xml:space="preserve"> </w:t>
-      </w:r>
-      <w:r>
-        <w:t xml:space="preserve">on</w:t>
-      </w:r>
-      <w:r>
-        <w:t xml:space="preserve"> </w:t>
-      </w:r>
-      <m:oMath>
-        <m:r>
-          <m:t>Y</m:t>
-        </m:r>
-      </m:oMath>
-      <w:r>
-        <w:t xml:space="preserve"> </w:t>
-      </w:r>
-      <w:r>
-        <w:t xml:space="preserve">not through</w:t>
-      </w:r>
-      <w:r>
-        <w:t xml:space="preserve"> </w:t>
-      </w:r>
-      <m:oMath>
-        <m:r>
-          <m:t>M</m:t>
-        </m:r>
-      </m:oMath>
-      <w:r>
-        <w:t xml:space="preserve">.</w:t>
-      </w:r>
-    </w:p>
-    <w:p>
-      <w:pPr>
-        <w:pStyle w:val="Compact"/>
-        <w:numPr>
-          <w:ilvl w:val="0"/>
-          <w:numId w:val="1001"/>
-        </w:numPr>
-      </w:pPr>
-      <w:r>
-        <w:t xml:space="preserve">An</w:t>
-      </w:r>
-      <w:r>
-        <w:t xml:space="preserve"> </w:t>
-      </w:r>
-      <w:r>
-        <w:rPr>
-          <w:b/>
-          <w:bCs/>
-        </w:rPr>
-        <w:t xml:space="preserve">indirect effect</w:t>
-      </w:r>
-      <w:r>
-        <w:t xml:space="preserve"> </w:t>
-      </w:r>
-      <w:r>
-        <w:t xml:space="preserve">(mediated effect): the effect of</w:t>
-      </w:r>
-      <w:r>
-        <w:t xml:space="preserve"> </w:t>
-      </w:r>
-      <m:oMath>
-        <m:r>
-          <m:t>A</m:t>
-        </m:r>
-      </m:oMath>
-      <w:r>
-        <w:t xml:space="preserve"> </w:t>
-      </w:r>
-      <w:r>
-        <w:t xml:space="preserve">on</w:t>
-      </w:r>
-      <w:r>
-        <w:t xml:space="preserve"> </w:t>
-      </w:r>
-      <m:oMath>
-        <m:r>
-          <m:t>Y</m:t>
-        </m:r>
-      </m:oMath>
-      <w:r>
-        <w:t xml:space="preserve"> </w:t>
-      </w:r>
-      <w:r>
-        <w:t xml:space="preserve">through</w:t>
-      </w:r>
-      <w:r>
-        <w:t xml:space="preserve"> </w:t>
-      </w:r>
-      <m:oMath>
-        <m:r>
-          <m:t>M</m:t>
-        </m:r>
-      </m:oMath>
-      <w:r>
-        <w:t xml:space="preserve">.</w:t>
-      </w:r>
+      <w:ins w:id="7" w:author="PR Preview" w:date="2024-01-01T00:00:00Z">
+        <w:r>
+          <w:t xml:space="preserve"> </w:t>
+        </w:r>
+      </w:ins>
+      <w:ins w:id="7" w:author="PR Preview" w:date="2024-01-01T00:00:00Z">
+        <w:r>
+          <w:t xml:space="preserve">into a direct and an indirect effect.</w:t>
+        </w:r>
+      </w:ins>
     </w:p>
     <w:tbl>
       <w:tblPr>
@@ -519,13 +406,13 @@
           </w:tcPr>
           <w:p>
             <w:pPr>
-              <w:pStyle w:val="FirstParagraph"/>
+              <w:pStyle w:val="BodyText"/>
             </w:pPr>
             <w:pPr>
               <w:spacing w:before="16" w:after="64"/>
             </w:pPr>
           </w:p>
-          <w:bookmarkStart w:id="9" w:name="def-classical-mediation-decomposition"/>
+          <w:bookmarkStart w:id="9" w:name="def-direct-indirect-effect"/>
           <w:p>
             <w:pPr>
               <w:pStyle w:val="BodyText"/>
@@ -535,7 +422,190 @@
                 <w:b/>
                 <w:bCs/>
               </w:rPr>
-              <w:t xml:space="preserve">Definition 1 (Classical Mediation Decomposition)</w:t>
+              <w:t xml:space="preserve">Definition 1 (Direct and Indirect Effect)</w:t>
+            </w:r>
+            <w:r>
+              <w:t xml:space="preserve"> </w:t>
+            </w:r>
+            <w:r>
+              <w:t xml:space="preserve">The</w:t>
+            </w:r>
+            <w:r>
+              <w:t xml:space="preserve"> </w:t>
+            </w:r>
+            <w:r>
+              <w:rPr>
+                <w:b/>
+                <w:bCs/>
+              </w:rPr>
+              <w:t xml:space="preserve">direct effect</w:t>
+            </w:r>
+            <w:r>
+              <w:t xml:space="preserve"> </w:t>
+            </w:r>
+            <w:r>
+              <w:t xml:space="preserve">is the effect of</w:t>
+            </w:r>
+            <w:r>
+              <w:t xml:space="preserve"> </w:t>
+            </w:r>
+            <m:oMath>
+              <m:r>
+                <m:t>A</m:t>
+              </m:r>
+            </m:oMath>
+            <w:r>
+              <w:t xml:space="preserve"> </w:t>
+            </w:r>
+            <w:r>
+              <w:t xml:space="preserve">on</w:t>
+            </w:r>
+            <w:r>
+              <w:t xml:space="preserve"> </w:t>
+            </w:r>
+            <m:oMath>
+              <m:r>
+                <m:t>Y</m:t>
+              </m:r>
+            </m:oMath>
+            <w:r>
+              <w:t xml:space="preserve"> </w:t>
+            </w:r>
+            <w:r>
+              <w:t xml:space="preserve">not through</w:t>
+            </w:r>
+            <w:r>
+              <w:t xml:space="preserve"> </w:t>
+            </w:r>
+            <m:oMath>
+              <m:r>
+                <m:t>M</m:t>
+              </m:r>
+            </m:oMath>
+            <w:r>
+              <w:t xml:space="preserve">.</w:t>
+            </w:r>
+            <w:r>
+              <w:t xml:space="preserve"> </w:t>
+            </w:r>
+            <w:r>
+              <w:t xml:space="preserve">The</w:t>
+            </w:r>
+            <w:r>
+              <w:t xml:space="preserve"> </w:t>
+            </w:r>
+            <w:r>
+              <w:rPr>
+                <w:b/>
+                <w:bCs/>
+              </w:rPr>
+              <w:t xml:space="preserve">indirect effect</w:t>
+            </w:r>
+            <w:r>
+              <w:t xml:space="preserve"> </w:t>
+            </w:r>
+            <w:r>
+              <w:t xml:space="preserve">(or mediated effect) is the effect of</w:t>
+            </w:r>
+            <w:r>
+              <w:t xml:space="preserve"> </w:t>
+            </w:r>
+            <m:oMath>
+              <m:r>
+                <m:t>A</m:t>
+              </m:r>
+            </m:oMath>
+            <w:r>
+              <w:t xml:space="preserve"> </w:t>
+            </w:r>
+            <w:r>
+              <w:t xml:space="preserve">on</w:t>
+            </w:r>
+            <w:r>
+              <w:t xml:space="preserve"> </w:t>
+            </w:r>
+            <m:oMath>
+              <m:r>
+                <m:t>Y</m:t>
+              </m:r>
+            </m:oMath>
+            <w:r>
+              <w:t xml:space="preserve"> </w:t>
+            </w:r>
+            <w:r>
+              <w:t xml:space="preserve">through</w:t>
+            </w:r>
+            <w:r>
+              <w:t xml:space="preserve"> </w:t>
+            </w:r>
+            <m:oMath>
+              <m:r>
+                <m:t>M</m:t>
+              </m:r>
+            </m:oMath>
+            <w:r>
+              <w:t xml:space="preserve">.</w:t>
+            </w:r>
+          </w:p>
+          <w:bookmarkEnd w:id="9"/>
+        </w:tc>
+      </w:tr>
+    </w:tbl>
+    <w:p>
+      <w:pPr>
+        <w:pStyle w:val="BodyText"/>
+      </w:pPr>
+      <w:ins w:id="8" w:author="PR Preview" w:date="2024-01-01T00:00:00Z">
+        <w:r>
+          <w:t xml:space="preserve"> </w:t>
+        </w:r>
+      </w:ins>
+    </w:p>
+    <w:tbl>
+      <w:tblPr>
+        <w:tblStyle w:val="Table"/>
+        <w:tblInd w:w="164" w:type="dxa"/>
+        <w:tblBorders>
+          <w:left w:val="single" w:sz="24" w:space="0" w:color="909090"/>
+        </w:tblBorders>
+        <w:tblCellMar>
+          <w:left w:w="0" w:type="dxa"/>
+          <w:right w:w="0" w:type="dxa"/>
+        </w:tblCellMar>
+        <w:tblLook w:firstRow="0" w:lastRow="0" w:firstColumn="0" w:lastColumn="0" w:noHBand="0" w:noVBand="0" w:val="0000"/>
+      </w:tblPr>
+      <w:tblGrid>
+        <w:gridCol w:w="7920"/>
+      </w:tblGrid>
+      <w:tr>
+        <w:trPr>
+          <w:cantSplit/>
+        </w:trPr>
+        <w:tc>
+          <w:tcPr>
+            <w:tcMar>
+              <w:left w:w="144" w:type="dxa"/>
+            </w:tcMar>
+          </w:tcPr>
+          <w:p>
+            <w:pPr>
+              <w:pStyle w:val="BodyText"/>
+            </w:pPr>
+            <w:pPr>
+              <w:spacing w:before="16" w:after="64"/>
+            </w:pPr>
+          </w:p>
+          <w:bookmarkStart w:id="10" w:name="def-classical-mediation-decomposition"/>
+          <w:p>
+            <w:pPr>
+              <w:pStyle w:val="BodyText"/>
+            </w:pPr>
+            <w:r>
+              <w:rPr>
+                <w:b/>
+                <w:bCs/>
+              </w:rPr>
+              <w:t xml:space="preserve">Definition 2 (Classical Mediation Decomposition)</w:t>
             </w:r>
             <w:r>
               <w:t xml:space="preserve"> </w:t>
@@ -858,11 +928,11 @@
               <w:t xml:space="preserve">.</w:t>
             </w:r>
           </w:p>
-          <w:bookmarkEnd w:id="9"/>
+          <w:bookmarkEnd w:id="10"/>
         </w:tc>
       </w:tr>
     </w:tbl>
-    <w:bookmarkStart w:id="11" w:name="criticisms-of-the-classical-approach"/>
+    <w:bookmarkStart w:id="12" w:name="criticisms-of-the-classical-approach"/>
     <w:p>
       <w:pPr>
         <w:pStyle w:val="Heading3"/>
@@ -905,7 +975,7 @@
               <w:spacing w:before="16" w:after="64"/>
             </w:pPr>
           </w:p>
-          <w:bookmarkStart w:id="10" w:name="def-classical-mediation-limitations"/>
+          <w:bookmarkStart w:id="11" w:name="def-classical-mediation-limitations"/>
           <w:p>
             <w:pPr>
               <w:pStyle w:val="BodyText"/>
@@ -915,7 +985,7 @@
                 <w:b/>
                 <w:bCs/>
               </w:rPr>
-              <w:t xml:space="preserve">Definition 2 (Limitations of Classical Mediation Analysis)</w:t>
+              <w:t xml:space="preserve">Definition 3 (Limitations of Classical Mediation Analysis)</w:t>
             </w:r>
             <w:r>
               <w:t xml:space="preserve"> </w:t>
@@ -929,7 +999,7 @@
               <w:pStyle w:val="Compact"/>
               <w:numPr>
                 <w:ilvl w:val="0"/>
-                <w:numId w:val="1002"/>
+                <w:numId w:val="1001"/>
               </w:numPr>
             </w:pPr>
             <w:r>
@@ -984,7 +1054,7 @@
               <w:pStyle w:val="Compact"/>
               <w:numPr>
                 <w:ilvl w:val="0"/>
-                <w:numId w:val="1002"/>
+                <w:numId w:val="1001"/>
               </w:numPr>
             </w:pPr>
             <w:r>
@@ -1090,7 +1160,7 @@
               <w:pStyle w:val="Compact"/>
               <w:numPr>
                 <w:ilvl w:val="0"/>
-                <w:numId w:val="1002"/>
+                <w:numId w:val="1001"/>
               </w:numPr>
             </w:pPr>
             <w:r>
@@ -1143,7 +1213,7 @@
               <w:pStyle w:val="Compact"/>
               <w:numPr>
                 <w:ilvl w:val="0"/>
-                <w:numId w:val="1002"/>
+                <w:numId w:val="1001"/>
               </w:numPr>
             </w:pPr>
             <w:r>
@@ -1201,7 +1271,7 @@
               <w:t xml:space="preserve">the classical estimands do not correspond to well-defined causal quantities.</w:t>
             </w:r>
           </w:p>
-          <w:bookmarkEnd w:id="10"/>
+          <w:bookmarkEnd w:id="11"/>
         </w:tc>
       </w:tr>
     </w:tbl>
@@ -1328,9 +1398,9 @@
         <w:t xml:space="preserve">relationship.</w:t>
       </w:r>
     </w:p>
-    <w:bookmarkEnd w:id="11"/>
     <w:bookmarkEnd w:id="12"/>
-    <w:bookmarkStart w:id="17" w:name="a-defense-of-mediation-analysis-p.-325"/>
+    <w:bookmarkEnd w:id="13"/>
+    <w:bookmarkStart w:id="20" w:name="a-defense-of-mediation-analysis-p.-325"/>
     <w:p>
       <w:pPr>
         <w:pStyle w:val="Heading2"/>
@@ -1393,7 +1463,7 @@
         <w:pStyle w:val="Compact"/>
         <w:numPr>
           <w:ilvl w:val="0"/>
-          <w:numId w:val="1003"/>
+          <w:numId w:val="1002"/>
         </w:numPr>
       </w:pPr>
       <w:r>
@@ -1457,7 +1527,7 @@
         <w:pStyle w:val="Compact"/>
         <w:numPr>
           <w:ilvl w:val="0"/>
-          <w:numId w:val="1003"/>
+          <w:numId w:val="1002"/>
         </w:numPr>
       </w:pPr>
       <w:r>
@@ -1521,7 +1591,7 @@
         <w:pStyle w:val="Compact"/>
         <w:numPr>
           <w:ilvl w:val="0"/>
-          <w:numId w:val="1003"/>
+          <w:numId w:val="1002"/>
         </w:numPr>
       </w:pPr>
       <w:r>
@@ -1601,7 +1671,7 @@
               <w:spacing w:before="16" w:after="64"/>
             </w:pPr>
           </w:p>
-          <w:bookmarkStart w:id="13" w:name="def-natural-direct"/>
+          <w:bookmarkStart w:id="14" w:name="def-natural-direct"/>
           <w:p>
             <w:pPr>
               <w:pStyle w:val="BodyText"/>
@@ -1611,7 +1681,7 @@
                 <w:b/>
                 <w:bCs/>
               </w:rPr>
-              <w:t xml:space="preserve">Definition 3 (Natural Direct Effect (NDE))</w:t>
+              <w:t xml:space="preserve">Definition 4 (Natural Direct Effect (NDE))</w:t>
             </w:r>
             <w:r>
               <w:t xml:space="preserve"> </w:t>
@@ -2015,7 +2085,7 @@
               <w:t xml:space="preserve">it would have taken under no treatment?</w:t>
             </w:r>
           </w:p>
-          <w:bookmarkEnd w:id="13"/>
+          <w:bookmarkEnd w:id="14"/>
         </w:tc>
       </w:tr>
     </w:tbl>
@@ -2061,7 +2131,7 @@
               <w:spacing w:before="16" w:after="64"/>
             </w:pPr>
           </w:p>
-          <w:bookmarkStart w:id="14" w:name="def-natural-indirect"/>
+          <w:bookmarkStart w:id="15" w:name="def-natural-indirect"/>
           <w:p>
             <w:pPr>
               <w:pStyle w:val="BodyText"/>
@@ -2071,7 +2141,7 @@
                 <w:b/>
                 <w:bCs/>
               </w:rPr>
-              <w:t xml:space="preserve">Definition 4 (Natural Indirect Effect (NIE))</w:t>
+              <w:t xml:space="preserve">Definition 5 (Natural Indirect Effect (NIE))</w:t>
             </w:r>
             <w:r>
               <w:t xml:space="preserve"> </w:t>
@@ -2429,11 +2499,11 @@
               <w:t xml:space="preserve">?</w:t>
             </w:r>
           </w:p>
-          <w:bookmarkEnd w:id="14"/>
+          <w:bookmarkEnd w:id="15"/>
         </w:tc>
       </w:tr>
     </w:tbl>
-    <w:bookmarkStart w:id="16" w:name="the-decomposition"/>
+    <w:bookmarkStart w:id="19" w:name="the-decomposition"/>
     <w:p>
       <w:pPr>
         <w:pStyle w:val="Heading3"/>
@@ -2476,7 +2546,7 @@
               <w:spacing w:before="16" w:after="64"/>
             </w:pPr>
           </w:p>
-          <w:bookmarkStart w:id="15" w:name="thm-mediation-decomposition"/>
+          <w:bookmarkStart w:id="16" w:name="thm-mediation-decomposition"/>
           <w:p>
             <w:pPr>
               <w:pStyle w:val="BodyText"/>
@@ -2621,7 +2691,7 @@
               </m:oMath>
             </m:oMathPara>
           </w:p>
-          <w:bookmarkEnd w:id="15"/>
+          <w:bookmarkEnd w:id="16"/>
         </w:tc>
       </w:tr>
     </w:tbl>
@@ -2629,25 +2699,459 @@
       <w:pPr>
         <w:pStyle w:val="FirstParagraph"/>
       </w:pPr>
-      <w:ins w:id="22" w:author="PR Preview" w:date="2024-01-01T00:00:00Z">
+      <w:ins w:id="21" w:author="PR Preview" w:date="2024-01-01T00:00:00Z">
         <w:r>
           <w:t xml:space="preserve">On other scales (ratio, odds ratio), decompositions exist but are more complex.</w:t>
         </w:r>
       </w:ins>
     </w:p>
+    <w:tbl>
+      <w:tblPr>
+        <w:tblStyle w:val="Table"/>
+        <w:tblInd w:w="164" w:type="dxa"/>
+        <w:tblBorders>
+          <w:left w:val="single" w:sz="24" w:space="0" w:color="909090"/>
+        </w:tblBorders>
+        <w:tblCellMar>
+          <w:left w:w="0" w:type="dxa"/>
+          <w:right w:w="0" w:type="dxa"/>
+        </w:tblCellMar>
+        <w:tblLook w:firstRow="0" w:lastRow="0" w:firstColumn="0" w:lastColumn="0" w:noHBand="0" w:noVBand="0" w:val="0000"/>
+      </w:tblPr>
+      <w:tblGrid>
+        <w:gridCol w:w="7920"/>
+      </w:tblGrid>
+      <w:tr>
+        <w:trPr>
+          <w:cantSplit/>
+        </w:trPr>
+        <w:tc>
+          <w:tcPr>
+            <w:tcMar>
+              <w:left w:w="144" w:type="dxa"/>
+            </w:tcMar>
+          </w:tcPr>
+          <w:p>
+            <w:pPr>
+              <w:pStyle w:val="BodyText"/>
+            </w:pPr>
+            <w:pPr>
+              <w:spacing w:before="16" w:after="64"/>
+            </w:pPr>
+          </w:p>
+          <w:bookmarkStart w:id="17" w:name="def-cross-world-counterfactual"/>
+          <w:p>
+            <w:pPr>
+              <w:pStyle w:val="BodyText"/>
+            </w:pPr>
+            <w:r>
+              <w:rPr>
+                <w:b/>
+                <w:bCs/>
+              </w:rPr>
+              <w:t xml:space="preserve">Definition 6 (Cross-World Counterfactual)</w:t>
+            </w:r>
+            <w:r>
+              <w:t xml:space="preserve"> </w:t>
+            </w:r>
+            <w:r>
+              <w:t xml:space="preserve">The quantity</w:t>
+            </w:r>
+            <w:r>
+              <w:t xml:space="preserve"> </w:t>
+            </w:r>
+            <m:oMath>
+              <m:sSup>
+                <m:e>
+                  <m:r>
+                    <m:t>Y</m:t>
+                  </m:r>
+                </m:e>
+                <m:sup>
+                  <m:r>
+                    <m:t>a</m:t>
+                  </m:r>
+                  <m:r>
+                    <m:rPr>
+                      <m:sty m:val="p"/>
+                    </m:rPr>
+                    <m:t>=</m:t>
+                  </m:r>
+                  <m:r>
+                    <m:t>1</m:t>
+                  </m:r>
+                  <m:r>
+                    <m:rPr>
+                      <m:sty m:val="p"/>
+                    </m:rPr>
+                    <m:t>,</m:t>
+                  </m:r>
+                  <m:sSup>
+                    <m:e>
+                      <m:r>
+                        <m:t>M</m:t>
+                      </m:r>
+                    </m:e>
+                    <m:sup>
+                      <m:r>
+                        <m:t>a</m:t>
+                      </m:r>
+                      <m:r>
+                        <m:rPr>
+                          <m:sty m:val="p"/>
+                        </m:rPr>
+                        <m:t>=</m:t>
+                      </m:r>
+                      <m:r>
+                        <m:t>0</m:t>
+                      </m:r>
+                    </m:sup>
+                  </m:sSup>
+                </m:sup>
+              </m:sSup>
+            </m:oMath>
+            <w:r>
+              <w:t xml:space="preserve"> </w:t>
+            </w:r>
+            <w:r>
+              <w:t xml:space="preserve">is a</w:t>
+            </w:r>
+            <w:r>
+              <w:t xml:space="preserve"> </w:t>
+            </w:r>
+            <w:r>
+              <w:rPr>
+                <w:b/>
+                <w:bCs/>
+              </w:rPr>
+              <w:t xml:space="preserve">cross-world</w:t>
+            </w:r>
+            <w:r>
+              <w:t xml:space="preserve"> </w:t>
+            </w:r>
+            <w:r>
+              <w:t xml:space="preserve">counterfactual:</w:t>
+            </w:r>
+            <w:r>
+              <w:t xml:space="preserve"> </w:t>
+            </w:r>
+            <w:r>
+              <w:t xml:space="preserve">it asks about the outcome when treatment is set to 1 but the mediator takes the value</w:t>
+            </w:r>
+            <w:r>
+              <w:t xml:space="preserve"> </w:t>
+            </w:r>
+            <w:r>
+              <w:t xml:space="preserve">it would have taken if treatment had been set to 0.</w:t>
+            </w:r>
+            <w:r>
+              <w:t xml:space="preserve"> </w:t>
+            </w:r>
+            <w:r>
+              <w:t xml:space="preserve">This requires simultaneously imagining two different treatment worlds,</w:t>
+            </w:r>
+            <w:r>
+              <w:t xml:space="preserve"> </w:t>
+            </w:r>
+            <w:r>
+              <w:t xml:space="preserve">which cannot be directly observed.</w:t>
+            </w:r>
+          </w:p>
+          <w:bookmarkEnd w:id="17"/>
+        </w:tc>
+      </w:tr>
+    </w:tbl>
     <w:p>
       <w:pPr>
         <w:pStyle w:val="BodyText"/>
       </w:pPr>
-      <w:r>
-        <w:rPr>
-          <w:b/>
-          <w:bCs/>
-        </w:rPr>
-        <w:t xml:space="preserve">Nested counterfactuals</w:t>
-      </w:r>
-      <w:r>
-        <w:t xml:space="preserve">: The quantity</w:t>
+      <w:ins w:id="22" w:author="PR Preview" w:date="2024-01-01T00:00:00Z">
+        <w:r>
+          <w:t xml:space="preserve"> </w:t>
+        </w:r>
+      </w:ins>
+    </w:p>
+    <w:tbl>
+      <w:tblPr>
+        <w:tblStyle w:val="Table"/>
+        <w:tblInd w:w="164" w:type="dxa"/>
+        <w:tblBorders>
+          <w:left w:val="single" w:sz="24" w:space="0" w:color="909090"/>
+        </w:tblBorders>
+        <w:tblCellMar>
+          <w:left w:w="0" w:type="dxa"/>
+          <w:right w:w="0" w:type="dxa"/>
+        </w:tblCellMar>
+        <w:tblLook w:firstRow="0" w:lastRow="0" w:firstColumn="0" w:lastColumn="0" w:noHBand="0" w:noVBand="0" w:val="0000"/>
+      </w:tblPr>
+      <w:tblGrid>
+        <w:gridCol w:w="7920"/>
+      </w:tblGrid>
+      <w:tr>
+        <w:trPr>
+          <w:cantSplit/>
+        </w:trPr>
+        <w:tc>
+          <w:tcPr>
+            <w:tcMar>
+              <w:left w:w="144" w:type="dxa"/>
+            </w:tcMar>
+          </w:tcPr>
+          <w:p>
+            <w:pPr>
+              <w:pStyle w:val="BodyText"/>
+            </w:pPr>
+            <w:pPr>
+              <w:spacing w:before="16" w:after="64"/>
+            </w:pPr>
+          </w:p>
+          <w:bookmarkStart w:id="18" w:name="def-nde-nie-identification"/>
+          <w:p>
+            <w:pPr>
+              <w:pStyle w:val="BodyText"/>
+            </w:pPr>
+            <w:r>
+              <w:rPr>
+                <w:b/>
+                <w:bCs/>
+              </w:rPr>
+              <w:t xml:space="preserve">Definition 7 (Identification of the NDE and NIE)</w:t>
+            </w:r>
+            <w:r>
+              <w:t xml:space="preserve"> </w:t>
+            </w:r>
+            <w:r>
+              <w:t xml:space="preserve">The NDE and NIE are identified under four conditions:</w:t>
+            </w:r>
+            <w:r>
+              <w:t xml:space="preserve"> </w:t>
+            </w:r>
+            <w:r>
+              <w:t xml:space="preserve">(1) no unmeasured</w:t>
+            </w:r>
+            <w:r>
+              <w:t xml:space="preserve"> </w:t>
+            </w:r>
+            <m:oMath>
+              <m:r>
+                <m:t>A</m:t>
+              </m:r>
+            </m:oMath>
+            <w:r>
+              <w:t xml:space="preserve">–</w:t>
+            </w:r>
+            <m:oMath>
+              <m:r>
+                <m:t>Y</m:t>
+              </m:r>
+            </m:oMath>
+            <w:r>
+              <w:t xml:space="preserve"> </w:t>
+            </w:r>
+            <w:r>
+              <w:t xml:space="preserve">confounders,</w:t>
+            </w:r>
+            <w:r>
+              <w:t xml:space="preserve"> </w:t>
+            </w:r>
+            <w:r>
+              <w:t xml:space="preserve">(2) no unmeasured</w:t>
+            </w:r>
+            <w:r>
+              <w:t xml:space="preserve"> </w:t>
+            </w:r>
+            <m:oMath>
+              <m:r>
+                <m:t>M</m:t>
+              </m:r>
+            </m:oMath>
+            <w:r>
+              <w:t xml:space="preserve">–</w:t>
+            </w:r>
+            <m:oMath>
+              <m:r>
+                <m:t>Y</m:t>
+              </m:r>
+            </m:oMath>
+            <w:r>
+              <w:t xml:space="preserve"> </w:t>
+            </w:r>
+            <w:r>
+              <w:t xml:space="preserve">confounders,</w:t>
+            </w:r>
+            <w:r>
+              <w:t xml:space="preserve"> </w:t>
+            </w:r>
+            <w:r>
+              <w:t xml:space="preserve">(3) no unmeasured</w:t>
+            </w:r>
+            <w:r>
+              <w:t xml:space="preserve"> </w:t>
+            </w:r>
+            <m:oMath>
+              <m:r>
+                <m:t>A</m:t>
+              </m:r>
+            </m:oMath>
+            <w:r>
+              <w:t xml:space="preserve">–</w:t>
+            </w:r>
+            <m:oMath>
+              <m:r>
+                <m:t>M</m:t>
+              </m:r>
+            </m:oMath>
+            <w:r>
+              <w:t xml:space="preserve"> </w:t>
+            </w:r>
+            <w:r>
+              <w:t xml:space="preserve">confounders, and</w:t>
+            </w:r>
+            <w:r>
+              <w:t xml:space="preserve"> </w:t>
+            </w:r>
+            <w:r>
+              <w:t xml:space="preserve">(4) no</w:t>
+            </w:r>
+            <w:r>
+              <w:t xml:space="preserve"> </w:t>
+            </w:r>
+            <m:oMath>
+              <m:r>
+                <m:t>M</m:t>
+              </m:r>
+            </m:oMath>
+            <w:r>
+              <w:t xml:space="preserve">–</w:t>
+            </w:r>
+            <m:oMath>
+              <m:r>
+                <m:t>Y</m:t>
+              </m:r>
+            </m:oMath>
+            <w:r>
+              <w:t xml:space="preserve"> </w:t>
+            </w:r>
+            <w:r>
+              <w:t xml:space="preserve">confounder that is itself caused by</w:t>
+            </w:r>
+            <w:r>
+              <w:t xml:space="preserve"> </w:t>
+            </w:r>
+            <m:oMath>
+              <m:r>
+                <m:t>A</m:t>
+              </m:r>
+            </m:oMath>
+            <w:r>
+              <w:t xml:space="preserve">.</w:t>
+            </w:r>
+          </w:p>
+          <w:bookmarkEnd w:id="18"/>
+        </w:tc>
+      </w:tr>
+    </w:tbl>
+    <w:p>
+      <w:pPr>
+        <w:pStyle w:val="BodyText"/>
+      </w:pPr>
+      <w:ins w:id="23" w:author="PR Preview" w:date="2024-01-01T00:00:00Z">
+        <w:r>
+          <w:t xml:space="preserve">Condition (4) is particularly restrictive:</w:t>
+        </w:r>
+      </w:ins>
+      <w:ins w:id="23" w:author="PR Preview" w:date="2024-01-01T00:00:00Z">
+        <w:r>
+          <w:t xml:space="preserve"> </w:t>
+        </w:r>
+      </w:ins>
+      <w:ins w:id="23" w:author="PR Preview" w:date="2024-01-01T00:00:00Z">
+        <w:r>
+          <w:t xml:space="preserve">if treatment affects a common cause of</w:t>
+        </w:r>
+      </w:ins>
+      <w:ins w:id="23" w:author="PR Preview" w:date="2024-01-01T00:00:00Z">
+        <w:r>
+          <w:t xml:space="preserve"> </w:t>
+        </w:r>
+      </w:ins>
+      <m:oMath>
+        <m:r>
+          <m:t>M</m:t>
+        </m:r>
+      </m:oMath>
+      <w:ins w:id="23" w:author="PR Preview" w:date="2024-01-01T00:00:00Z">
+        <w:r>
+          <w:t xml:space="preserve"> </w:t>
+        </w:r>
+      </w:ins>
+      <w:ins w:id="23" w:author="PR Preview" w:date="2024-01-01T00:00:00Z">
+        <w:r>
+          <w:t xml:space="preserve">and</w:t>
+        </w:r>
+      </w:ins>
+      <w:ins w:id="23" w:author="PR Preview" w:date="2024-01-01T00:00:00Z">
+        <w:r>
+          <w:t xml:space="preserve"> </w:t>
+        </w:r>
+      </w:ins>
+      <m:oMath>
+        <m:r>
+          <m:t>Y</m:t>
+        </m:r>
+      </m:oMath>
+      <w:ins w:id="23" w:author="PR Preview" w:date="2024-01-01T00:00:00Z">
+        <w:r>
+          <w:t xml:space="preserve">,</w:t>
+        </w:r>
+      </w:ins>
+      <w:ins w:id="23" w:author="PR Preview" w:date="2024-01-01T00:00:00Z">
+        <w:r>
+          <w:t xml:space="preserve"> </w:t>
+        </w:r>
+      </w:ins>
+      <w:ins w:id="23" w:author="PR Preview" w:date="2024-01-01T00:00:00Z">
+        <w:r>
+          <w:t xml:space="preserve">the cross-world counterfactuals are not identified from observed data.</w:t>
+        </w:r>
+      </w:ins>
+    </w:p>
+    <w:bookmarkEnd w:id="19"/>
+    <w:bookmarkEnd w:id="20"/>
+    <w:bookmarkStart w:id="25" w:name="empirically-verifiable-mediation-p.-327"/>
+    <w:p>
+      <w:pPr>
+        <w:pStyle w:val="Heading2"/>
+      </w:pPr>
+      <w:r>
+        <w:t xml:space="preserve">3 23.3 Empirically Verifiable Mediation (p. 327)</w:t>
+      </w:r>
+    </w:p>
+    <w:p>
+      <w:r>
+        <w:pict>
+          <v:rect style="width:0;height:1.5pt" o:hralign="center" o:hrstd="t" o:hr="t"/>
+        </w:pict>
+      </w:r>
+    </w:p>
+    <w:p>
+      <w:pPr>
+        <w:pStyle w:val="FirstParagraph"/>
+      </w:pPr>
+      <w:r>
+        <w:t xml:space="preserve">The natural direct and indirect effects require identifying assumptions</w:t>
+      </w:r>
+      <w:r>
+        <w:t xml:space="preserve"> </w:t>
+      </w:r>
+      <w:r>
+        <w:t xml:space="preserve">that cannot be empirically verified — in particular, the cross-world consistency condition</w:t>
+      </w:r>
+      <w:r>
+        <w:t xml:space="preserve"> </w:t>
+      </w:r>
+      <w:r>
+        <w:t xml:space="preserve">assumes that the potential outcome</w:t>
       </w:r>
       <w:r>
         <w:t xml:space="preserve"> </w:t>
@@ -2706,324 +3210,6 @@
         <w:t xml:space="preserve"> </w:t>
       </w:r>
       <w:r>
-        <w:t xml:space="preserve">is a</w:t>
-      </w:r>
-      <w:r>
-        <w:t xml:space="preserve"> </w:t>
-      </w:r>
-      <w:r>
-        <w:rPr>
-          <w:b/>
-          <w:bCs/>
-        </w:rPr>
-        <w:t xml:space="preserve">cross-world</w:t>
-      </w:r>
-      <w:r>
-        <w:t xml:space="preserve"> </w:t>
-      </w:r>
-      <w:r>
-        <w:t xml:space="preserve">counterfactual:</w:t>
-      </w:r>
-      <w:r>
-        <w:t xml:space="preserve"> </w:t>
-      </w:r>
-      <w:r>
-        <w:t xml:space="preserve">it asks about the outcome when treatment is set to 1 but the mediator takes the value</w:t>
-      </w:r>
-      <w:r>
-        <w:t xml:space="preserve"> </w:t>
-      </w:r>
-      <w:r>
-        <w:t xml:space="preserve">it would have taken if treatment had been set to 0.</w:t>
-      </w:r>
-      <w:r>
-        <w:t xml:space="preserve"> </w:t>
-      </w:r>
-      <w:r>
-        <w:t xml:space="preserve">This requires simultaneously imagining two different treatment worlds,</w:t>
-      </w:r>
-      <w:r>
-        <w:t xml:space="preserve"> </w:t>
-      </w:r>
-      <w:r>
-        <w:t xml:space="preserve">which cannot be directly observed.</w:t>
-      </w:r>
-    </w:p>
-    <w:p>
-      <w:pPr>
-        <w:pStyle w:val="BodyText"/>
-      </w:pPr>
-      <w:r>
-        <w:rPr>
-          <w:b/>
-          <w:bCs/>
-        </w:rPr>
-        <w:t xml:space="preserve">Identification</w:t>
-      </w:r>
-      <w:r>
-        <w:t xml:space="preserve">: The NDE and NIE are identified under four conditions:</w:t>
-      </w:r>
-      <w:r>
-        <w:t xml:space="preserve"> </w:t>
-      </w:r>
-      <w:r>
-        <w:t xml:space="preserve">(1) no unmeasured</w:t>
-      </w:r>
-      <w:r>
-        <w:t xml:space="preserve"> </w:t>
-      </w:r>
-      <m:oMath>
-        <m:r>
-          <m:t>A</m:t>
-        </m:r>
-      </m:oMath>
-      <w:r>
-        <w:t xml:space="preserve">–</w:t>
-      </w:r>
-      <m:oMath>
-        <m:r>
-          <m:t>Y</m:t>
-        </m:r>
-      </m:oMath>
-      <w:r>
-        <w:t xml:space="preserve"> </w:t>
-      </w:r>
-      <w:r>
-        <w:t xml:space="preserve">confounders,</w:t>
-      </w:r>
-      <w:r>
-        <w:t xml:space="preserve"> </w:t>
-      </w:r>
-      <w:r>
-        <w:t xml:space="preserve">(2) no unmeasured</w:t>
-      </w:r>
-      <w:r>
-        <w:t xml:space="preserve"> </w:t>
-      </w:r>
-      <m:oMath>
-        <m:r>
-          <m:t>M</m:t>
-        </m:r>
-      </m:oMath>
-      <w:r>
-        <w:t xml:space="preserve">–</w:t>
-      </w:r>
-      <m:oMath>
-        <m:r>
-          <m:t>Y</m:t>
-        </m:r>
-      </m:oMath>
-      <w:r>
-        <w:t xml:space="preserve"> </w:t>
-      </w:r>
-      <w:r>
-        <w:t xml:space="preserve">confounders,</w:t>
-      </w:r>
-      <w:r>
-        <w:t xml:space="preserve"> </w:t>
-      </w:r>
-      <w:r>
-        <w:t xml:space="preserve">(3) no unmeasured</w:t>
-      </w:r>
-      <w:r>
-        <w:t xml:space="preserve"> </w:t>
-      </w:r>
-      <m:oMath>
-        <m:r>
-          <m:t>A</m:t>
-        </m:r>
-      </m:oMath>
-      <w:r>
-        <w:t xml:space="preserve">–</w:t>
-      </w:r>
-      <m:oMath>
-        <m:r>
-          <m:t>M</m:t>
-        </m:r>
-      </m:oMath>
-      <w:r>
-        <w:t xml:space="preserve"> </w:t>
-      </w:r>
-      <w:r>
-        <w:t xml:space="preserve">confounders, and</w:t>
-      </w:r>
-      <w:r>
-        <w:t xml:space="preserve"> </w:t>
-      </w:r>
-      <w:r>
-        <w:t xml:space="preserve">(4) no</w:t>
-      </w:r>
-      <w:r>
-        <w:t xml:space="preserve"> </w:t>
-      </w:r>
-      <m:oMath>
-        <m:r>
-          <m:t>M</m:t>
-        </m:r>
-      </m:oMath>
-      <w:r>
-        <w:t xml:space="preserve">–</w:t>
-      </w:r>
-      <m:oMath>
-        <m:r>
-          <m:t>Y</m:t>
-        </m:r>
-      </m:oMath>
-      <w:r>
-        <w:t xml:space="preserve"> </w:t>
-      </w:r>
-      <w:r>
-        <w:t xml:space="preserve">confounder that is itself caused by</w:t>
-      </w:r>
-      <w:r>
-        <w:t xml:space="preserve"> </w:t>
-      </w:r>
-      <m:oMath>
-        <m:r>
-          <m:t>A</m:t>
-        </m:r>
-      </m:oMath>
-      <w:r>
-        <w:t xml:space="preserve">.</w:t>
-      </w:r>
-      <w:r>
-        <w:t xml:space="preserve"> </w:t>
-      </w:r>
-      <w:r>
-        <w:t xml:space="preserve">Condition (4) is particularly restrictive:</w:t>
-      </w:r>
-      <w:r>
-        <w:t xml:space="preserve"> </w:t>
-      </w:r>
-      <w:r>
-        <w:t xml:space="preserve">if treatment affects a common cause of</w:t>
-      </w:r>
-      <w:r>
-        <w:t xml:space="preserve"> </w:t>
-      </w:r>
-      <m:oMath>
-        <m:r>
-          <m:t>M</m:t>
-        </m:r>
-      </m:oMath>
-      <w:r>
-        <w:t xml:space="preserve"> </w:t>
-      </w:r>
-      <w:r>
-        <w:t xml:space="preserve">and</w:t>
-      </w:r>
-      <w:r>
-        <w:t xml:space="preserve"> </w:t>
-      </w:r>
-      <m:oMath>
-        <m:r>
-          <m:t>Y</m:t>
-        </m:r>
-      </m:oMath>
-      <w:r>
-        <w:t xml:space="preserve">,</w:t>
-      </w:r>
-      <w:r>
-        <w:t xml:space="preserve"> </w:t>
-      </w:r>
-      <w:r>
-        <w:t xml:space="preserve">the cross-world counterfactuals are not identified from observed data.</w:t>
-      </w:r>
-    </w:p>
-    <w:bookmarkEnd w:id="16"/>
-    <w:bookmarkEnd w:id="17"/>
-    <w:bookmarkStart w:id="20" w:name="empirically-verifiable-mediation-p.-327"/>
-    <w:p>
-      <w:pPr>
-        <w:pStyle w:val="Heading2"/>
-      </w:pPr>
-      <w:r>
-        <w:t xml:space="preserve">3 23.3 Empirically Verifiable Mediation (p. 327)</w:t>
-      </w:r>
-    </w:p>
-    <w:p>
-      <w:r>
-        <w:pict>
-          <v:rect style="width:0;height:1.5pt" o:hralign="center" o:hrstd="t" o:hr="t"/>
-        </w:pict>
-      </w:r>
-    </w:p>
-    <w:p>
-      <w:pPr>
-        <w:pStyle w:val="FirstParagraph"/>
-      </w:pPr>
-      <w:r>
-        <w:t xml:space="preserve">The natural direct and indirect effects require identifying assumptions</w:t>
-      </w:r>
-      <w:r>
-        <w:t xml:space="preserve"> </w:t>
-      </w:r>
-      <w:r>
-        <w:t xml:space="preserve">that cannot be empirically verified — in particular, the cross-world consistency condition</w:t>
-      </w:r>
-      <w:r>
-        <w:t xml:space="preserve"> </w:t>
-      </w:r>
-      <w:r>
-        <w:t xml:space="preserve">assumes that the potential outcome</w:t>
-      </w:r>
-      <w:r>
-        <w:t xml:space="preserve"> </w:t>
-      </w:r>
-      <m:oMath>
-        <m:sSup>
-          <m:e>
-            <m:r>
-              <m:t>Y</m:t>
-            </m:r>
-          </m:e>
-          <m:sup>
-            <m:r>
-              <m:t>a</m:t>
-            </m:r>
-            <m:r>
-              <m:rPr>
-                <m:sty m:val="p"/>
-              </m:rPr>
-              <m:t>=</m:t>
-            </m:r>
-            <m:r>
-              <m:t>1</m:t>
-            </m:r>
-            <m:r>
-              <m:rPr>
-                <m:sty m:val="p"/>
-              </m:rPr>
-              <m:t>,</m:t>
-            </m:r>
-            <m:sSup>
-              <m:e>
-                <m:r>
-                  <m:t>M</m:t>
-                </m:r>
-              </m:e>
-              <m:sup>
-                <m:r>
-                  <m:t>a</m:t>
-                </m:r>
-                <m:r>
-                  <m:rPr>
-                    <m:sty m:val="p"/>
-                  </m:rPr>
-                  <m:t>=</m:t>
-                </m:r>
-                <m:r>
-                  <m:t>0</m:t>
-                </m:r>
-              </m:sup>
-            </m:sSup>
-          </m:sup>
-        </m:sSup>
-      </m:oMath>
-      <w:r>
-        <w:t xml:space="preserve"> </w:t>
-      </w:r>
-      <w:r>
         <w:t xml:space="preserve">is well-defined</w:t>
       </w:r>
       <w:r>
@@ -3134,7 +3320,7 @@
               <w:spacing w:before="16" w:after="64"/>
             </w:pPr>
           </w:p>
-          <w:bookmarkStart w:id="18" w:name="def-controlled-direct"/>
+          <w:bookmarkStart w:id="21" w:name="def-controlled-direct"/>
           <w:p>
             <w:pPr>
               <w:pStyle w:val="BodyText"/>
@@ -3144,7 +3330,7 @@
                 <w:b/>
                 <w:bCs/>
               </w:rPr>
-              <w:t xml:space="preserve">Definition 5 (Controlled Direct Effect (CDE))</w:t>
+              <w:t xml:space="preserve">Definition 8 (Controlled Direct Effect (CDE))</w:t>
             </w:r>
             <w:r>
               <w:t xml:space="preserve"> </w:t>
@@ -3441,7 +3627,7 @@
               <w:t xml:space="preserve">by external intervention?</w:t>
             </w:r>
           </w:p>
-          <w:bookmarkEnd w:id="18"/>
+          <w:bookmarkEnd w:id="21"/>
         </w:tc>
       </w:tr>
     </w:tbl>
@@ -3547,7 +3733,7 @@
         <w:t xml:space="preserve">confounder).</w:t>
       </w:r>
     </w:p>
-    <w:bookmarkStart w:id="19" w:name="empirical-content"/>
+    <w:bookmarkStart w:id="24" w:name="empirical-content"/>
     <w:p>
       <w:pPr>
         <w:pStyle w:val="Heading3"/>
@@ -3708,31 +3894,354 @@
         <w:t xml:space="preserve">.</w:t>
       </w:r>
     </w:p>
+    <w:tbl>
+      <w:tblPr>
+        <w:tblStyle w:val="Table"/>
+        <w:tblInd w:w="164" w:type="dxa"/>
+        <w:tblBorders>
+          <w:left w:val="single" w:sz="24" w:space="0" w:color="909090"/>
+        </w:tblBorders>
+        <w:tblCellMar>
+          <w:left w:w="0" w:type="dxa"/>
+          <w:right w:w="0" w:type="dxa"/>
+        </w:tblCellMar>
+        <w:tblLook w:firstRow="0" w:lastRow="0" w:firstColumn="0" w:lastColumn="0" w:noHBand="0" w:noVBand="0" w:val="0000"/>
+      </w:tblPr>
+      <w:tblGrid>
+        <w:gridCol w:w="7920"/>
+      </w:tblGrid>
+      <w:tr>
+        <w:trPr>
+          <w:cantSplit/>
+        </w:trPr>
+        <w:tc>
+          <w:tcPr>
+            <w:tcMar>
+              <w:left w:w="144" w:type="dxa"/>
+            </w:tcMar>
+          </w:tcPr>
+          <w:p>
+            <w:pPr>
+              <w:pStyle w:val="BodyText"/>
+            </w:pPr>
+            <w:pPr>
+              <w:spacing w:before="16" w:after="64"/>
+            </w:pPr>
+          </w:p>
+          <w:bookmarkStart w:id="22" w:name="thm-cde-nde-equivalence"/>
+          <w:p>
+            <w:pPr>
+              <w:pStyle w:val="BodyText"/>
+            </w:pPr>
+            <w:r>
+              <w:rPr>
+                <w:b/>
+                <w:bCs/>
+              </w:rPr>
+              <w:t xml:space="preserve">Theorem 2 (CDE–NDE Equivalence under No Interaction)</w:t>
+            </w:r>
+            <w:r>
+              <w:t xml:space="preserve"> </w:t>
+            </w:r>
+            <w:r>
+              <w:t xml:space="preserve">When there is no</w:t>
+            </w:r>
+            <w:r>
+              <w:t xml:space="preserve"> </w:t>
+            </w:r>
+            <m:oMath>
+              <m:r>
+                <m:t>A</m:t>
+              </m:r>
+              <m:r>
+                <m:rPr>
+                  <m:sty m:val="p"/>
+                </m:rPr>
+                <m:t>×</m:t>
+              </m:r>
+              <m:r>
+                <m:t>M</m:t>
+              </m:r>
+            </m:oMath>
+            <w:r>
+              <w:t xml:space="preserve"> </w:t>
+            </w:r>
+            <w:r>
+              <w:t xml:space="preserve">interaction on the additive scale</w:t>
+            </w:r>
+            <w:r>
+              <w:t xml:space="preserve"> </w:t>
+            </w:r>
+            <w:r>
+              <w:t xml:space="preserve">(i.e.,</w:t>
+            </w:r>
+            <w:r>
+              <w:t xml:space="preserve"> </w:t>
+            </w:r>
+            <m:oMath>
+              <m:r>
+                <m:rPr>
+                  <m:nor/>
+                  <m:sty m:val="p"/>
+                </m:rPr>
+                <m:t>E</m:t>
+              </m:r>
+              <m:d>
+                <m:dPr>
+                  <m:begChr m:val="["/>
+                  <m:sepChr m:val=""/>
+                  <m:endChr m:val="]"/>
+                  <m:grow/>
+                </m:dPr>
+                <m:e>
+                  <m:sSup>
+                    <m:e>
+                      <m:r>
+                        <m:t>Y</m:t>
+                      </m:r>
+                    </m:e>
+                    <m:sup>
+                      <m:r>
+                        <m:t>1</m:t>
+                      </m:r>
+                      <m:r>
+                        <m:rPr>
+                          <m:sty m:val="p"/>
+                        </m:rPr>
+                        <m:t>,</m:t>
+                      </m:r>
+                      <m:r>
+                        <m:t>m</m:t>
+                      </m:r>
+                    </m:sup>
+                  </m:sSup>
+                </m:e>
+              </m:d>
+              <m:r>
+                <m:rPr>
+                  <m:sty m:val="p"/>
+                </m:rPr>
+                <m:t>−</m:t>
+              </m:r>
+              <m:r>
+                <m:rPr>
+                  <m:nor/>
+                  <m:sty m:val="p"/>
+                </m:rPr>
+                <m:t>E</m:t>
+              </m:r>
+              <m:d>
+                <m:dPr>
+                  <m:begChr m:val="["/>
+                  <m:sepChr m:val=""/>
+                  <m:endChr m:val="]"/>
+                  <m:grow/>
+                </m:dPr>
+                <m:e>
+                  <m:sSup>
+                    <m:e>
+                      <m:r>
+                        <m:t>Y</m:t>
+                      </m:r>
+                    </m:e>
+                    <m:sup>
+                      <m:r>
+                        <m:t>0</m:t>
+                      </m:r>
+                      <m:r>
+                        <m:rPr>
+                          <m:sty m:val="p"/>
+                        </m:rPr>
+                        <m:t>,</m:t>
+                      </m:r>
+                      <m:r>
+                        <m:t>m</m:t>
+                      </m:r>
+                    </m:sup>
+                  </m:sSup>
+                </m:e>
+              </m:d>
+            </m:oMath>
+            <w:r>
+              <w:t xml:space="preserve"> </w:t>
+            </w:r>
+            <w:r>
+              <w:t xml:space="preserve">does not depend on</w:t>
+            </w:r>
+            <w:r>
+              <w:t xml:space="preserve"> </w:t>
+            </w:r>
+            <m:oMath>
+              <m:r>
+                <m:t>m</m:t>
+              </m:r>
+            </m:oMath>
+            <w:r>
+              <w:t xml:space="preserve">),</w:t>
+            </w:r>
+            <w:r>
+              <w:t xml:space="preserve"> </w:t>
+            </w:r>
+            <w:r>
+              <w:t xml:space="preserve">the CDE equals the NDE for any value of</w:t>
+            </w:r>
+            <w:r>
+              <w:t xml:space="preserve"> </w:t>
+            </w:r>
+            <m:oMath>
+              <m:r>
+                <m:t>m</m:t>
+              </m:r>
+            </m:oMath>
+            <w:r>
+              <w:t xml:space="preserve">.</w:t>
+            </w:r>
+          </w:p>
+          <w:bookmarkEnd w:id="22"/>
+        </w:tc>
+      </w:tr>
+    </w:tbl>
     <w:p>
       <w:pPr>
         <w:pStyle w:val="BodyText"/>
       </w:pPr>
-      <w:r>
-        <w:rPr>
-          <w:b/>
-          <w:bCs/>
-        </w:rPr>
-        <w:t xml:space="preserve">Relationship between CDE and NDE</w:t>
-      </w:r>
-      <w:r>
-        <w:t xml:space="preserve">:</w:t>
-      </w:r>
+      <w:ins w:id="32" w:author="PR Preview" w:date="2024-01-01T00:00:00Z">
+        <w:r>
+          <w:t xml:space="preserve">In this case, both estimands agree and the choice is immaterial.</w:t>
+        </w:r>
+      </w:ins>
+      <w:ins w:id="32" w:author="PR Preview" w:date="2024-01-01T00:00:00Z">
+        <w:r>
+          <w:t xml:space="preserve"> </w:t>
+        </w:r>
+      </w:ins>
+      <w:ins w:id="32" w:author="PR Preview" w:date="2024-01-01T00:00:00Z">
+        <w:r>
+          <w:t xml:space="preserve">When interaction is present, they differ, and the analyst must decide which is of interest.</w:t>
+        </w:r>
+      </w:ins>
     </w:p>
+    <w:tbl>
+      <w:tblPr>
+        <w:tblStyle w:val="Table"/>
+        <w:tblInd w:w="164" w:type="dxa"/>
+        <w:tblBorders>
+          <w:left w:val="single" w:sz="24" w:space="0" w:color="909090"/>
+        </w:tblBorders>
+        <w:tblCellMar>
+          <w:left w:w="0" w:type="dxa"/>
+          <w:right w:w="0" w:type="dxa"/>
+        </w:tblCellMar>
+        <w:tblLook w:firstRow="0" w:lastRow="0" w:firstColumn="0" w:lastColumn="0" w:noHBand="0" w:noVBand="0" w:val="0000"/>
+      </w:tblPr>
+      <w:tblGrid>
+        <w:gridCol w:w="7920"/>
+      </w:tblGrid>
+      <w:tr>
+        <w:trPr>
+          <w:cantSplit/>
+        </w:trPr>
+        <w:tc>
+          <w:tcPr>
+            <w:tcMar>
+              <w:left w:w="144" w:type="dxa"/>
+            </w:tcMar>
+          </w:tcPr>
+          <w:p>
+            <w:pPr>
+              <w:pStyle w:val="BodyText"/>
+            </w:pPr>
+            <w:pPr>
+              <w:spacing w:before="16" w:after="64"/>
+            </w:pPr>
+          </w:p>
+          <w:bookmarkStart w:id="23" w:name="thm-four-way-decomposition"/>
+          <w:p>
+            <w:pPr>
+              <w:pStyle w:val="BodyText"/>
+            </w:pPr>
+            <w:r>
+              <w:rPr>
+                <w:b/>
+                <w:bCs/>
+              </w:rPr>
+              <w:t xml:space="preserve">Theorem 3 (Four-Way Decomposition of the Total Effect)</w:t>
+            </w:r>
+            <w:r>
+              <w:t xml:space="preserve"> </w:t>
+            </w:r>
+            <w:r>
+              <w:t xml:space="preserve">VanderWeele (2014) proposed a four-way decomposition of the total effect</w:t>
+            </w:r>
+            <w:r>
+              <w:t xml:space="preserve"> </w:t>
+            </w:r>
+            <w:r>
+              <w:t xml:space="preserve">into components due to:</w:t>
+            </w:r>
+            <w:r>
+              <w:t xml:space="preserve"> </w:t>
+            </w:r>
+            <w:r>
+              <w:t xml:space="preserve">(1) the controlled direct effect (CDE at</w:t>
+            </w:r>
+            <w:r>
+              <w:t xml:space="preserve"> </w:t>
+            </w:r>
+            <m:oMath>
+              <m:r>
+                <m:t>m</m:t>
+              </m:r>
+              <m:r>
+                <m:rPr>
+                  <m:sty m:val="p"/>
+                </m:rPr>
+                <m:t>=</m:t>
+              </m:r>
+              <m:r>
+                <m:t>0</m:t>
+              </m:r>
+            </m:oMath>
+            <w:r>
+              <w:t xml:space="preserve">),</w:t>
+            </w:r>
+            <w:r>
+              <w:t xml:space="preserve"> </w:t>
+            </w:r>
+            <w:r>
+              <w:t xml:space="preserve">(2) a pure indirect effect (no interaction),</w:t>
+            </w:r>
+            <w:r>
+              <w:t xml:space="preserve"> </w:t>
+            </w:r>
+            <w:r>
+              <w:t xml:space="preserve">(3) an interaction component attributable to the mediator,</w:t>
+            </w:r>
+            <w:r>
+              <w:t xml:space="preserve"> </w:t>
+            </w:r>
+            <w:r>
+              <w:t xml:space="preserve">(4) an interaction component attributable to treatment.</w:t>
+            </w:r>
+          </w:p>
+          <w:bookmarkEnd w:id="23"/>
+        </w:tc>
+      </w:tr>
+    </w:tbl>
     <w:p>
       <w:pPr>
         <w:pStyle w:val="BodyText"/>
       </w:pPr>
-      <w:r>
-        <w:t xml:space="preserve">When there is no</w:t>
-      </w:r>
-      <w:r>
-        <w:t xml:space="preserve"> </w:t>
-      </w:r>
+      <w:ins w:id="33" w:author="PR Preview" w:date="2024-01-01T00:00:00Z">
+        <w:r>
+          <w:t xml:space="preserve">This decomposition is especially useful when</w:t>
+        </w:r>
+      </w:ins>
+      <w:ins w:id="33" w:author="PR Preview" w:date="2024-01-01T00:00:00Z">
+        <w:r>
+          <w:t xml:space="preserve"> </w:t>
+        </w:r>
+      </w:ins>
       <m:oMath>
         <m:r>
           <m:t>A</m:t>
@@ -3747,249 +4256,20 @@
           <m:t>M</m:t>
         </m:r>
       </m:oMath>
-      <w:r>
-        <w:t xml:space="preserve"> </w:t>
-      </w:r>
-      <w:r>
-        <w:t xml:space="preserve">interaction on the additive scale</w:t>
-      </w:r>
-      <w:r>
-        <w:t xml:space="preserve"> </w:t>
-      </w:r>
-      <w:r>
-        <w:t xml:space="preserve">(i.e.,</w:t>
-      </w:r>
-      <w:r>
-        <w:t xml:space="preserve"> </w:t>
-      </w:r>
-      <m:oMath>
-        <m:r>
-          <m:rPr>
-            <m:nor/>
-            <m:sty m:val="p"/>
-          </m:rPr>
-          <m:t>E</m:t>
-        </m:r>
-        <m:d>
-          <m:dPr>
-            <m:begChr m:val="["/>
-            <m:sepChr m:val=""/>
-            <m:endChr m:val="]"/>
-            <m:grow/>
-          </m:dPr>
-          <m:e>
-            <m:sSup>
-              <m:e>
-                <m:r>
-                  <m:t>Y</m:t>
-                </m:r>
-              </m:e>
-              <m:sup>
-                <m:r>
-                  <m:t>1</m:t>
-                </m:r>
-                <m:r>
-                  <m:rPr>
-                    <m:sty m:val="p"/>
-                  </m:rPr>
-                  <m:t>,</m:t>
-                </m:r>
-                <m:r>
-                  <m:t>m</m:t>
-                </m:r>
-              </m:sup>
-            </m:sSup>
-          </m:e>
-        </m:d>
-        <m:r>
-          <m:rPr>
-            <m:sty m:val="p"/>
-          </m:rPr>
-          <m:t>−</m:t>
-        </m:r>
-        <m:r>
-          <m:rPr>
-            <m:nor/>
-            <m:sty m:val="p"/>
-          </m:rPr>
-          <m:t>E</m:t>
-        </m:r>
-        <m:d>
-          <m:dPr>
-            <m:begChr m:val="["/>
-            <m:sepChr m:val=""/>
-            <m:endChr m:val="]"/>
-            <m:grow/>
-          </m:dPr>
-          <m:e>
-            <m:sSup>
-              <m:e>
-                <m:r>
-                  <m:t>Y</m:t>
-                </m:r>
-              </m:e>
-              <m:sup>
-                <m:r>
-                  <m:t>0</m:t>
-                </m:r>
-                <m:r>
-                  <m:rPr>
-                    <m:sty m:val="p"/>
-                  </m:rPr>
-                  <m:t>,</m:t>
-                </m:r>
-                <m:r>
-                  <m:t>m</m:t>
-                </m:r>
-              </m:sup>
-            </m:sSup>
-          </m:e>
-        </m:d>
-      </m:oMath>
-      <w:r>
-        <w:t xml:space="preserve"> </w:t>
-      </w:r>
-      <w:r>
-        <w:t xml:space="preserve">does not depend on</w:t>
-      </w:r>
-      <w:r>
-        <w:t xml:space="preserve"> </w:t>
-      </w:r>
-      <m:oMath>
-        <m:r>
-          <m:t>m</m:t>
-        </m:r>
-      </m:oMath>
-      <w:r>
-        <w:t xml:space="preserve">),</w:t>
-      </w:r>
-      <w:r>
-        <w:t xml:space="preserve"> </w:t>
-      </w:r>
-      <w:r>
-        <w:t xml:space="preserve">the CDE equals the NDE for any value of</w:t>
-      </w:r>
-      <w:r>
-        <w:t xml:space="preserve"> </w:t>
-      </w:r>
-      <m:oMath>
-        <m:r>
-          <m:t>m</m:t>
-        </m:r>
-      </m:oMath>
-      <w:r>
-        <w:t xml:space="preserve">.</w:t>
-      </w:r>
-      <w:r>
-        <w:t xml:space="preserve"> </w:t>
-      </w:r>
-      <w:r>
-        <w:t xml:space="preserve">In this case, both estimands agree and the choice is immaterial.</w:t>
-      </w:r>
-      <w:r>
-        <w:t xml:space="preserve"> </w:t>
-      </w:r>
-      <w:r>
-        <w:t xml:space="preserve">When interaction is present, they differ, and the analyst must decide which is of interest.</w:t>
-      </w:r>
+      <w:ins w:id="33" w:author="PR Preview" w:date="2024-01-01T00:00:00Z">
+        <w:r>
+          <w:t xml:space="preserve"> </w:t>
+        </w:r>
+      </w:ins>
+      <w:ins w:id="33" w:author="PR Preview" w:date="2024-01-01T00:00:00Z">
+        <w:r>
+          <w:t xml:space="preserve">interaction is present and of scientific interest.</w:t>
+        </w:r>
+      </w:ins>
     </w:p>
-    <w:p>
-      <w:pPr>
-        <w:pStyle w:val="BodyText"/>
-      </w:pPr>
-      <w:r>
-        <w:rPr>
-          <w:b/>
-          <w:bCs/>
-        </w:rPr>
-        <w:t xml:space="preserve">Four-way decomposition</w:t>
-      </w:r>
-      <w:r>
-        <w:t xml:space="preserve">: VanderWeele (2014) proposed a four-way decomposition of the total effect</w:t>
-      </w:r>
-      <w:r>
-        <w:t xml:space="preserve"> </w:t>
-      </w:r>
-      <w:r>
-        <w:t xml:space="preserve">into components due to:</w:t>
-      </w:r>
-      <w:r>
-        <w:t xml:space="preserve"> </w:t>
-      </w:r>
-      <w:r>
-        <w:t xml:space="preserve">(1) the controlled direct effect (CDE at</w:t>
-      </w:r>
-      <w:r>
-        <w:t xml:space="preserve"> </w:t>
-      </w:r>
-      <m:oMath>
-        <m:r>
-          <m:t>m</m:t>
-        </m:r>
-        <m:r>
-          <m:rPr>
-            <m:sty m:val="p"/>
-          </m:rPr>
-          <m:t>=</m:t>
-        </m:r>
-        <m:r>
-          <m:t>0</m:t>
-        </m:r>
-      </m:oMath>
-      <w:r>
-        <w:t xml:space="preserve">),</w:t>
-      </w:r>
-      <w:r>
-        <w:t xml:space="preserve"> </w:t>
-      </w:r>
-      <w:r>
-        <w:t xml:space="preserve">(2) a pure indirect effect (no interaction),</w:t>
-      </w:r>
-      <w:r>
-        <w:t xml:space="preserve"> </w:t>
-      </w:r>
-      <w:r>
-        <w:t xml:space="preserve">(3) an interaction component attributable to the mediator,</w:t>
-      </w:r>
-      <w:r>
-        <w:t xml:space="preserve"> </w:t>
-      </w:r>
-      <w:r>
-        <w:t xml:space="preserve">(4) an interaction component attributable to treatment.</w:t>
-      </w:r>
-      <w:r>
-        <w:t xml:space="preserve"> </w:t>
-      </w:r>
-      <w:r>
-        <w:t xml:space="preserve">This decomposition is especially useful when</w:t>
-      </w:r>
-      <w:r>
-        <w:t xml:space="preserve"> </w:t>
-      </w:r>
-      <m:oMath>
-        <m:r>
-          <m:t>A</m:t>
-        </m:r>
-        <m:r>
-          <m:rPr>
-            <m:sty m:val="p"/>
-          </m:rPr>
-          <m:t>×</m:t>
-        </m:r>
-        <m:r>
-          <m:t>M</m:t>
-        </m:r>
-      </m:oMath>
-      <w:r>
-        <w:t xml:space="preserve"> </w:t>
-      </w:r>
-      <w:r>
-        <w:t xml:space="preserve">interaction is present and of scientific interest.</w:t>
-      </w:r>
-    </w:p>
-    <w:bookmarkEnd w:id="19"/>
-    <w:bookmarkEnd w:id="20"/>
-    <w:bookmarkStart w:id="28" w:name="Xcf08f17f5facc266979ed577f3a4510da6076c0"/>
+    <w:bookmarkEnd w:id="24"/>
+    <w:bookmarkEnd w:id="25"/>
+    <w:bookmarkStart w:id="35" w:name="Xcf08f17f5facc266979ed577f3a4510da6076c0"/>
     <w:p>
       <w:pPr>
         <w:pStyle w:val="Heading2"/>
@@ -4259,7 +4539,7 @@
               <w:spacing w:before="16" w:after="64"/>
             </w:pPr>
           </w:p>
-          <w:bookmarkStart w:id="21" w:name="def-interventionist-mediation"/>
+          <w:bookmarkStart w:id="26" w:name="def-interventionist-mediation"/>
           <w:p>
             <w:pPr>
               <w:pStyle w:val="BodyText"/>
@@ -4269,7 +4549,7 @@
                 <w:b/>
                 <w:bCs/>
               </w:rPr>
-              <w:t xml:space="preserve">Definition 6 (Interventionist (Stochastic) Mediation Estimands)</w:t>
+              <w:t xml:space="preserve">Definition 9 (Interventionist (Stochastic) Mediation Estimands)</w:t>
             </w:r>
             <w:r>
               <w:t xml:space="preserve"> </w:t>
@@ -4544,7 +4824,7 @@
               <w:t xml:space="preserve">.</w:t>
             </w:r>
           </w:p>
-          <w:bookmarkEnd w:id="21"/>
+          <w:bookmarkEnd w:id="26"/>
         </w:tc>
       </w:tr>
     </w:tbl>
@@ -4662,7 +4942,7 @@
         <w:t xml:space="preserve">— which is an intervention that could be implemented.</w:t>
       </w:r>
     </w:p>
-    <w:bookmarkStart w:id="22" w:name="Xbcc1eb4508be7340ed9e76336f59b72142b2af4"/>
+    <w:bookmarkStart w:id="28" w:name="Xbcc1eb4508be7340ed9e76336f59b72142b2af4"/>
     <w:p>
       <w:pPr>
         <w:pStyle w:val="Heading3"/>
@@ -4683,651 +4963,6 @@
       </w:r>
       <w:r>
         <w:t xml:space="preserve">under conditions that do not require assumption (4) from Section 23.2:</w:t>
-      </w:r>
-    </w:p>
-    <w:p>
-      <w:pPr>
-        <w:pStyle w:val="BodyText"/>
-      </w:pPr>
-      <m:oMathPara>
-        <m:oMathParaPr>
-          <m:jc m:val="center"/>
-        </m:oMathParaPr>
-        <m:oMath>
-          <m:r>
-            <m:rPr>
-              <m:nor/>
-              <m:sty m:val="p"/>
-            </m:rPr>
-            <m:t>rIIE</m:t>
-          </m:r>
-          <m:r>
-            <m:rPr>
-              <m:sty m:val="p"/>
-            </m:rPr>
-            <m:t>=</m:t>
-          </m:r>
-          <m:r>
-            <m:rPr>
-              <m:nor/>
-              <m:sty m:val="p"/>
-            </m:rPr>
-            <m:t>E</m:t>
-          </m:r>
-          <m:d>
-            <m:dPr>
-              <m:begChr m:val="["/>
-              <m:sepChr m:val=""/>
-              <m:endChr m:val="]"/>
-              <m:grow/>
-            </m:dPr>
-            <m:e>
-              <m:r>
-                <m:rPr>
-                  <m:sty m:val="p"/>
-                </m:rPr>
-                <m:t>∫</m:t>
-              </m:r>
-              <m:r>
-                <m:rPr>
-                  <m:nor/>
-                  <m:sty m:val="p"/>
-                </m:rPr>
-                <m:t>E</m:t>
-              </m:r>
-              <m:d>
-                <m:dPr>
-                  <m:begChr m:val="["/>
-                  <m:sepChr m:val=""/>
-                  <m:endChr m:val="]"/>
-                  <m:grow/>
-                </m:dPr>
-                <m:e>
-                  <m:r>
-                    <m:t>Y</m:t>
-                  </m:r>
-                  <m:r>
-                    <m:rPr>
-                      <m:sty m:val="p"/>
-                    </m:rPr>
-                    <m:t>∣</m:t>
-                  </m:r>
-                  <m:r>
-                    <m:t>A</m:t>
-                  </m:r>
-                  <m:r>
-                    <m:rPr>
-                      <m:sty m:val="p"/>
-                    </m:rPr>
-                    <m:t>=</m:t>
-                  </m:r>
-                  <m:r>
-                    <m:t>1</m:t>
-                  </m:r>
-                  <m:r>
-                    <m:rPr>
-                      <m:sty m:val="p"/>
-                    </m:rPr>
-                    <m:t>,</m:t>
-                  </m:r>
-                  <m:r>
-                    <m:t>M</m:t>
-                  </m:r>
-                  <m:r>
-                    <m:rPr>
-                      <m:sty m:val="p"/>
-                    </m:rPr>
-                    <m:t>=</m:t>
-                  </m:r>
-                  <m:r>
-                    <m:t>m</m:t>
-                  </m:r>
-                  <m:r>
-                    <m:rPr>
-                      <m:sty m:val="p"/>
-                    </m:rPr>
-                    <m:t>,</m:t>
-                  </m:r>
-                  <m:r>
-                    <m:t>C</m:t>
-                  </m:r>
-                </m:e>
-              </m:d>
-              <m:r>
-                <m:t> </m:t>
-              </m:r>
-              <m:r>
-                <m:t>d</m:t>
-              </m:r>
-              <m:sSub>
-                <m:e>
-                  <m:r>
-                    <m:t>F</m:t>
-                  </m:r>
-                </m:e>
-                <m:sub>
-                  <m:r>
-                    <m:t>M</m:t>
-                  </m:r>
-                  <m:r>
-                    <m:rPr>
-                      <m:sty m:val="p"/>
-                    </m:rPr>
-                    <m:t>∣</m:t>
-                  </m:r>
-                  <m:r>
-                    <m:t>A</m:t>
-                  </m:r>
-                  <m:r>
-                    <m:rPr>
-                      <m:sty m:val="p"/>
-                    </m:rPr>
-                    <m:t>=</m:t>
-                  </m:r>
-                  <m:r>
-                    <m:t>0</m:t>
-                  </m:r>
-                  <m:r>
-                    <m:rPr>
-                      <m:sty m:val="p"/>
-                    </m:rPr>
-                    <m:t>,</m:t>
-                  </m:r>
-                  <m:r>
-                    <m:t>C</m:t>
-                  </m:r>
-                </m:sub>
-              </m:sSub>
-              <m:r>
-                <m:rPr>
-                  <m:sty m:val="p"/>
-                </m:rPr>
-                <m:t>(</m:t>
-              </m:r>
-              <m:r>
-                <m:t>m</m:t>
-              </m:r>
-              <m:r>
-                <m:rPr>
-                  <m:sty m:val="p"/>
-                </m:rPr>
-                <m:t>)</m:t>
-              </m:r>
-            </m:e>
-          </m:d>
-          <m:r>
-            <m:rPr>
-              <m:sty m:val="p"/>
-            </m:rPr>
-            <m:t>−</m:t>
-          </m:r>
-          <m:r>
-            <m:rPr>
-              <m:nor/>
-              <m:sty m:val="p"/>
-            </m:rPr>
-            <m:t>E</m:t>
-          </m:r>
-          <m:d>
-            <m:dPr>
-              <m:begChr m:val="["/>
-              <m:sepChr m:val=""/>
-              <m:endChr m:val="]"/>
-              <m:grow/>
-            </m:dPr>
-            <m:e>
-              <m:r>
-                <m:rPr>
-                  <m:nor/>
-                  <m:sty m:val="p"/>
-                </m:rPr>
-                <m:t>E</m:t>
-              </m:r>
-              <m:d>
-                <m:dPr>
-                  <m:begChr m:val="["/>
-                  <m:sepChr m:val=""/>
-                  <m:endChr m:val="]"/>
-                  <m:grow/>
-                </m:dPr>
-                <m:e>
-                  <m:r>
-                    <m:t>Y</m:t>
-                  </m:r>
-                  <m:r>
-                    <m:rPr>
-                      <m:sty m:val="p"/>
-                    </m:rPr>
-                    <m:t>∣</m:t>
-                  </m:r>
-                  <m:r>
-                    <m:t>A</m:t>
-                  </m:r>
-                  <m:r>
-                    <m:rPr>
-                      <m:sty m:val="p"/>
-                    </m:rPr>
-                    <m:t>=</m:t>
-                  </m:r>
-                  <m:r>
-                    <m:t>1</m:t>
-                  </m:r>
-                  <m:r>
-                    <m:rPr>
-                      <m:sty m:val="p"/>
-                    </m:rPr>
-                    <m:t>,</m:t>
-                  </m:r>
-                  <m:r>
-                    <m:t>M</m:t>
-                  </m:r>
-                  <m:r>
-                    <m:rPr>
-                      <m:sty m:val="p"/>
-                    </m:rPr>
-                    <m:t>,</m:t>
-                  </m:r>
-                  <m:r>
-                    <m:t>C</m:t>
-                  </m:r>
-                </m:e>
-              </m:d>
-            </m:e>
-          </m:d>
-          <m:r>
-            <m:rPr>
-              <m:sty m:val="p"/>
-            </m:rPr>
-            <m:t>,</m:t>
-          </m:r>
-        </m:oMath>
-      </m:oMathPara>
-    </w:p>
-    <w:p>
-      <w:pPr>
-        <w:pStyle w:val="FirstParagraph"/>
-      </w:pPr>
-      <w:r>
-        <w:t xml:space="preserve">where</w:t>
-      </w:r>
-      <w:r>
-        <w:t xml:space="preserve"> </w:t>
-      </w:r>
-      <m:oMath>
-        <m:r>
-          <m:t>C</m:t>
-        </m:r>
-      </m:oMath>
-      <w:r>
-        <w:t xml:space="preserve"> </w:t>
-      </w:r>
-      <w:r>
-        <w:t xml:space="preserve">are baseline covariates sufficient to control confounding of both</w:t>
-      </w:r>
-      <w:r>
-        <w:t xml:space="preserve"> </w:t>
-      </w:r>
-      <w:r>
-        <w:t xml:space="preserve">the</w:t>
-      </w:r>
-      <w:r>
-        <w:t xml:space="preserve"> </w:t>
-      </w:r>
-      <m:oMath>
-        <m:r>
-          <m:t>A</m:t>
-        </m:r>
-        <m:r>
-          <m:rPr>
-            <m:sty m:val="p"/>
-          </m:rPr>
-          <m:t>→</m:t>
-        </m:r>
-        <m:r>
-          <m:t>Y</m:t>
-        </m:r>
-      </m:oMath>
-      <w:r>
-        <w:t xml:space="preserve"> </w:t>
-      </w:r>
-      <w:r>
-        <w:t xml:space="preserve">and</w:t>
-      </w:r>
-      <w:r>
-        <w:t xml:space="preserve"> </w:t>
-      </w:r>
-      <m:oMath>
-        <m:r>
-          <m:t>M</m:t>
-        </m:r>
-        <m:r>
-          <m:rPr>
-            <m:sty m:val="p"/>
-          </m:rPr>
-          <m:t>→</m:t>
-        </m:r>
-        <m:r>
-          <m:t>Y</m:t>
-        </m:r>
-      </m:oMath>
-      <w:r>
-        <w:t xml:space="preserve"> </w:t>
-      </w:r>
-      <w:r>
-        <w:t xml:space="preserve">pathways.</w:t>
-      </w:r>
-      <w:r>
-        <w:t xml:space="preserve"> </w:t>
-      </w:r>
-      <w:r>
-        <w:t xml:space="preserve">This expression can be estimated from observed data</w:t>
-      </w:r>
-      <w:r>
-        <w:t xml:space="preserve"> </w:t>
-      </w:r>
-      <w:r>
-        <w:t xml:space="preserve">using outcome regression, IP weighting, or doubly robust methods.</w:t>
-      </w:r>
-    </w:p>
-    <w:p>
-      <w:pPr>
-        <w:pStyle w:val="BodyText"/>
-      </w:pPr>
-      <w:r>
-        <w:rPr>
-          <w:b/>
-          <w:bCs/>
-        </w:rPr>
-        <w:t xml:space="preserve">Why the interventionist approach matters</w:t>
-      </w:r>
-      <w:r>
-        <w:t xml:space="preserve">:</w:t>
-      </w:r>
-    </w:p>
-    <w:p>
-      <w:pPr>
-        <w:pStyle w:val="BodyText"/>
-      </w:pPr>
-      <w:r>
-        <w:t xml:space="preserve">The standard NDE requires cross-world consistency, which is often unjustifiable</w:t>
-      </w:r>
-      <w:r>
-        <w:t xml:space="preserve"> </w:t>
-      </w:r>
-      <w:r>
-        <w:t xml:space="preserve">when the mediator cannot be independently manipulated.</w:t>
-      </w:r>
-      <w:r>
-        <w:t xml:space="preserve"> </w:t>
-      </w:r>
-      <w:r>
-        <w:t xml:space="preserve">The interventionist approach by Vansteelandt and Daniel (2017)</w:t>
-      </w:r>
-      <w:r>
-        <w:t xml:space="preserve"> </w:t>
-      </w:r>
-      <w:r>
-        <w:t xml:space="preserve">and the stochastic mediation approach by Didelez, Dawid, and Geneletti (2006)</w:t>
-      </w:r>
-      <w:r>
-        <w:t xml:space="preserve"> </w:t>
-      </w:r>
-      <w:r>
-        <w:t xml:space="preserve">replace cross-world counterfactuals with stochastic interventions on the mediator,</w:t>
-      </w:r>
-      <w:r>
-        <w:t xml:space="preserve"> </w:t>
-      </w:r>
-      <w:r>
-        <w:t xml:space="preserve">which are well-defined physically and identifiable under weaker assumptions.</w:t>
-      </w:r>
-    </w:p>
-    <w:p>
-      <w:pPr>
-        <w:pStyle w:val="BodyText"/>
-      </w:pPr>
-      <w:r>
-        <w:rPr>
-          <w:b/>
-          <w:bCs/>
-        </w:rPr>
-        <w:t xml:space="preserve">Example</w:t>
-      </w:r>
-      <w:r>
-        <w:t xml:space="preserve">: Suppose</w:t>
-      </w:r>
-      <w:r>
-        <w:t xml:space="preserve"> </w:t>
-      </w:r>
-      <m:oMath>
-        <m:r>
-          <m:t>A</m:t>
-        </m:r>
-      </m:oMath>
-      <w:r>
-        <w:t xml:space="preserve"> </w:t>
-      </w:r>
-      <w:r>
-        <w:t xml:space="preserve">is a job training program,</w:t>
-      </w:r>
-      <w:r>
-        <w:t xml:space="preserve"> </w:t>
-      </w:r>
-      <m:oMath>
-        <m:r>
-          <m:t>M</m:t>
-        </m:r>
-      </m:oMath>
-      <w:r>
-        <w:t xml:space="preserve"> </w:t>
-      </w:r>
-      <w:r>
-        <w:t xml:space="preserve">is employment status, and</w:t>
-      </w:r>
-      <w:r>
-        <w:t xml:space="preserve"> </w:t>
-      </w:r>
-      <m:oMath>
-        <m:r>
-          <m:t>Y</m:t>
-        </m:r>
-      </m:oMath>
-      <w:r>
-        <w:t xml:space="preserve"> </w:t>
-      </w:r>
-      <w:r>
-        <w:t xml:space="preserve">is income.</w:t>
-      </w:r>
-      <w:r>
-        <w:t xml:space="preserve"> </w:t>
-      </w:r>
-      <w:r>
-        <w:t xml:space="preserve">The NDE requires holding employment at the value it</w:t>
-      </w:r>
-      <w:r>
-        <w:t xml:space="preserve"> </w:t>
-      </w:r>
-      <w:r>
-        <w:rPr>
-          <w:i/>
-          <w:iCs/>
-        </w:rPr>
-        <w:t xml:space="preserve">would have been</w:t>
-      </w:r>
-      <w:r>
-        <w:t xml:space="preserve"> </w:t>
-      </w:r>
-      <w:r>
-        <w:t xml:space="preserve">without training —</w:t>
-      </w:r>
-      <w:r>
-        <w:t xml:space="preserve"> </w:t>
-      </w:r>
-      <w:r>
-        <w:t xml:space="preserve">but if training causes employment, what does it mean to</w:t>
-      </w:r>
-      <w:r>
-        <w:t xml:space="preserve"> </w:t>
-      </w:r>
-      <w:r>
-        <w:t xml:space="preserve">“hold”</w:t>
-      </w:r>
-      <w:r>
-        <w:t xml:space="preserve"> </w:t>
-      </w:r>
-      <w:r>
-        <w:t xml:space="preserve">employment at the no-training value?</w:t>
-      </w:r>
-      <w:r>
-        <w:t xml:space="preserve"> </w:t>
-      </w:r>
-      <w:r>
-        <w:t xml:space="preserve">The interventionist approach instead asks:</w:t>
-      </w:r>
-      <w:r>
-        <w:t xml:space="preserve"> </w:t>
-      </w:r>
-      <w:r>
-        <w:t xml:space="preserve">“what is the effect on income if we randomly assign employment from the distribution</w:t>
-      </w:r>
-      <w:r>
-        <w:t xml:space="preserve"> </w:t>
-      </w:r>
-      <w:r>
-        <w:t xml:space="preserve">it would have in the no-training group?”</w:t>
-      </w:r>
-      <w:r>
-        <w:t xml:space="preserve"> </w:t>
-      </w:r>
-      <w:r>
-        <w:t xml:space="preserve">This is a well-defined intervention (randomly assign individuals to jobs or not)</w:t>
-      </w:r>
-      <w:r>
-        <w:t xml:space="preserve"> </w:t>
-      </w:r>
-      <w:r>
-        <w:t xml:space="preserve">and is identifiable.</w:t>
-      </w:r>
-    </w:p>
-    <w:bookmarkEnd w:id="22"/>
-    <w:bookmarkStart w:id="27" w:name="the-do-operator-and-mediation"/>
-    <w:p>
-      <w:pPr>
-        <w:pStyle w:val="Heading3"/>
-      </w:pPr>
-      <w:r>
-        <w:t xml:space="preserve">4.2 The Do-Operator and Mediation</w:t>
-      </w:r>
-    </w:p>
-    <w:p>
-      <w:pPr>
-        <w:pStyle w:val="FirstParagraph"/>
-      </w:pPr>
-      <w:r>
-        <w:t xml:space="preserve">In the structural causal model (SCM) framework of Pearl (2000),</w:t>
-      </w:r>
-      <w:r>
-        <w:t xml:space="preserve"> </w:t>
-      </w:r>
-      <w:r>
-        <w:t xml:space="preserve">mediation is analyzed using the</w:t>
-      </w:r>
-      <w:r>
-        <w:t xml:space="preserve"> </w:t>
-      </w:r>
-      <w:r>
-        <w:rPr>
-          <w:b/>
-          <w:bCs/>
-        </w:rPr>
-        <w:t xml:space="preserve">do-operator</w:t>
-      </w:r>
-      <w:r>
-        <w:t xml:space="preserve"> </w:t>
-      </w:r>
-      <m:oMath>
-        <m:r>
-          <m:rPr>
-            <m:nor/>
-            <m:sty m:val="p"/>
-          </m:rPr>
-          <m:t>do</m:t>
-        </m:r>
-        <m:r>
-          <m:rPr>
-            <m:sty m:val="p"/>
-          </m:rPr>
-          <m:t>(</m:t>
-        </m:r>
-        <m:r>
-          <m:t>M</m:t>
-        </m:r>
-        <m:r>
-          <m:rPr>
-            <m:sty m:val="p"/>
-          </m:rPr>
-          <m:t>=</m:t>
-        </m:r>
-        <m:r>
-          <m:t>m</m:t>
-        </m:r>
-        <m:r>
-          <m:rPr>
-            <m:sty m:val="p"/>
-          </m:rPr>
-          <m:t>)</m:t>
-        </m:r>
-      </m:oMath>
-      <w:r>
-        <w:t xml:space="preserve">,</w:t>
-      </w:r>
-      <w:r>
-        <w:t xml:space="preserve"> </w:t>
-      </w:r>
-      <w:r>
-        <w:t xml:space="preserve">which represents an intervention that sets</w:t>
-      </w:r>
-      <w:r>
-        <w:t xml:space="preserve"> </w:t>
-      </w:r>
-      <m:oMath>
-        <m:r>
-          <m:t>M</m:t>
-        </m:r>
-      </m:oMath>
-      <w:r>
-        <w:t xml:space="preserve"> </w:t>
-      </w:r>
-      <w:r>
-        <w:t xml:space="preserve">to a fixed value</w:t>
-      </w:r>
-      <w:r>
-        <w:t xml:space="preserve"> </w:t>
-      </w:r>
-      <m:oMath>
-        <m:r>
-          <m:t>m</m:t>
-        </m:r>
-      </m:oMath>
-      <w:r>
-        <w:t xml:space="preserve"> </w:t>
-      </w:r>
-      <w:r>
-        <w:t xml:space="preserve">by removing all arrows into</w:t>
-      </w:r>
-      <w:r>
-        <w:t xml:space="preserve"> </w:t>
-      </w:r>
-      <m:oMath>
-        <m:r>
-          <m:t>M</m:t>
-        </m:r>
-      </m:oMath>
-      <w:r>
-        <w:t xml:space="preserve"> </w:t>
-      </w:r>
-      <w:r>
-        <w:t xml:space="preserve">in the causal DAG.</w:t>
       </w:r>
     </w:p>
     <w:tbl>
@@ -5364,7 +4999,7 @@
               <w:spacing w:before="16" w:after="64"/>
             </w:pPr>
           </w:p>
-          <w:bookmarkStart w:id="23" w:name="def-do-mediation"/>
+          <w:bookmarkStart w:id="27" w:name="thm-riie-identification"/>
           <w:p>
             <w:pPr>
               <w:pStyle w:val="BodyText"/>
@@ -5374,7 +5009,787 @@
                 <w:b/>
                 <w:bCs/>
               </w:rPr>
-              <w:t xml:space="preserve">Definition 7 (Direct Effect via the Do-Operator)</w:t>
+              <w:t xml:space="preserve">Theorem 4 (Identification of the Randomized Interventional Indirect Effect)</w:t>
+            </w:r>
+          </w:p>
+          <w:p>
+            <w:pPr>
+              <w:pStyle w:val="BodyText"/>
+            </w:pPr>
+            <m:oMathPara>
+              <m:oMathParaPr>
+                <m:jc m:val="center"/>
+              </m:oMathParaPr>
+              <m:oMath>
+                <m:r>
+                  <m:rPr>
+                    <m:nor/>
+                    <m:sty m:val="p"/>
+                  </m:rPr>
+                  <m:t>rIIE</m:t>
+                </m:r>
+                <m:r>
+                  <m:rPr>
+                    <m:sty m:val="p"/>
+                  </m:rPr>
+                  <m:t>=</m:t>
+                </m:r>
+                <m:r>
+                  <m:rPr>
+                    <m:nor/>
+                    <m:sty m:val="p"/>
+                  </m:rPr>
+                  <m:t>E</m:t>
+                </m:r>
+                <m:d>
+                  <m:dPr>
+                    <m:begChr m:val="["/>
+                    <m:sepChr m:val=""/>
+                    <m:endChr m:val="]"/>
+                    <m:grow/>
+                  </m:dPr>
+                  <m:e>
+                    <m:r>
+                      <m:rPr>
+                        <m:sty m:val="p"/>
+                      </m:rPr>
+                      <m:t>∫</m:t>
+                    </m:r>
+                    <m:r>
+                      <m:rPr>
+                        <m:nor/>
+                        <m:sty m:val="p"/>
+                      </m:rPr>
+                      <m:t>E</m:t>
+                    </m:r>
+                    <m:d>
+                      <m:dPr>
+                        <m:begChr m:val="["/>
+                        <m:sepChr m:val=""/>
+                        <m:endChr m:val="]"/>
+                        <m:grow/>
+                      </m:dPr>
+                      <m:e>
+                        <m:r>
+                          <m:t>Y</m:t>
+                        </m:r>
+                        <m:r>
+                          <m:rPr>
+                            <m:sty m:val="p"/>
+                          </m:rPr>
+                          <m:t>∣</m:t>
+                        </m:r>
+                        <m:r>
+                          <m:t>A</m:t>
+                        </m:r>
+                        <m:r>
+                          <m:rPr>
+                            <m:sty m:val="p"/>
+                          </m:rPr>
+                          <m:t>=</m:t>
+                        </m:r>
+                        <m:r>
+                          <m:t>1</m:t>
+                        </m:r>
+                        <m:r>
+                          <m:rPr>
+                            <m:sty m:val="p"/>
+                          </m:rPr>
+                          <m:t>,</m:t>
+                        </m:r>
+                        <m:r>
+                          <m:t>M</m:t>
+                        </m:r>
+                        <m:r>
+                          <m:rPr>
+                            <m:sty m:val="p"/>
+                          </m:rPr>
+                          <m:t>=</m:t>
+                        </m:r>
+                        <m:r>
+                          <m:t>m</m:t>
+                        </m:r>
+                        <m:r>
+                          <m:rPr>
+                            <m:sty m:val="p"/>
+                          </m:rPr>
+                          <m:t>,</m:t>
+                        </m:r>
+                        <m:r>
+                          <m:t>C</m:t>
+                        </m:r>
+                      </m:e>
+                    </m:d>
+                    <m:r>
+                      <m:t> </m:t>
+                    </m:r>
+                    <m:r>
+                      <m:t>d</m:t>
+                    </m:r>
+                    <m:sSub>
+                      <m:e>
+                        <m:r>
+                          <m:t>F</m:t>
+                        </m:r>
+                      </m:e>
+                      <m:sub>
+                        <m:r>
+                          <m:t>M</m:t>
+                        </m:r>
+                        <m:r>
+                          <m:rPr>
+                            <m:sty m:val="p"/>
+                          </m:rPr>
+                          <m:t>∣</m:t>
+                        </m:r>
+                        <m:r>
+                          <m:t>A</m:t>
+                        </m:r>
+                        <m:r>
+                          <m:rPr>
+                            <m:sty m:val="p"/>
+                          </m:rPr>
+                          <m:t>=</m:t>
+                        </m:r>
+                        <m:r>
+                          <m:t>0</m:t>
+                        </m:r>
+                        <m:r>
+                          <m:rPr>
+                            <m:sty m:val="p"/>
+                          </m:rPr>
+                          <m:t>,</m:t>
+                        </m:r>
+                        <m:r>
+                          <m:t>C</m:t>
+                        </m:r>
+                      </m:sub>
+                    </m:sSub>
+                    <m:r>
+                      <m:rPr>
+                        <m:sty m:val="p"/>
+                      </m:rPr>
+                      <m:t>(</m:t>
+                    </m:r>
+                    <m:r>
+                      <m:t>m</m:t>
+                    </m:r>
+                    <m:r>
+                      <m:rPr>
+                        <m:sty m:val="p"/>
+                      </m:rPr>
+                      <m:t>)</m:t>
+                    </m:r>
+                  </m:e>
+                </m:d>
+                <m:r>
+                  <m:rPr>
+                    <m:sty m:val="p"/>
+                  </m:rPr>
+                  <m:t>−</m:t>
+                </m:r>
+                <m:r>
+                  <m:rPr>
+                    <m:nor/>
+                    <m:sty m:val="p"/>
+                  </m:rPr>
+                  <m:t>E</m:t>
+                </m:r>
+                <m:d>
+                  <m:dPr>
+                    <m:begChr m:val="["/>
+                    <m:sepChr m:val=""/>
+                    <m:endChr m:val="]"/>
+                    <m:grow/>
+                  </m:dPr>
+                  <m:e>
+                    <m:r>
+                      <m:rPr>
+                        <m:nor/>
+                        <m:sty m:val="p"/>
+                      </m:rPr>
+                      <m:t>E</m:t>
+                    </m:r>
+                    <m:d>
+                      <m:dPr>
+                        <m:begChr m:val="["/>
+                        <m:sepChr m:val=""/>
+                        <m:endChr m:val="]"/>
+                        <m:grow/>
+                      </m:dPr>
+                      <m:e>
+                        <m:r>
+                          <m:t>Y</m:t>
+                        </m:r>
+                        <m:r>
+                          <m:rPr>
+                            <m:sty m:val="p"/>
+                          </m:rPr>
+                          <m:t>∣</m:t>
+                        </m:r>
+                        <m:r>
+                          <m:t>A</m:t>
+                        </m:r>
+                        <m:r>
+                          <m:rPr>
+                            <m:sty m:val="p"/>
+                          </m:rPr>
+                          <m:t>=</m:t>
+                        </m:r>
+                        <m:r>
+                          <m:t>1</m:t>
+                        </m:r>
+                        <m:r>
+                          <m:rPr>
+                            <m:sty m:val="p"/>
+                          </m:rPr>
+                          <m:t>,</m:t>
+                        </m:r>
+                        <m:r>
+                          <m:t>M</m:t>
+                        </m:r>
+                        <m:r>
+                          <m:rPr>
+                            <m:sty m:val="p"/>
+                          </m:rPr>
+                          <m:t>,</m:t>
+                        </m:r>
+                        <m:r>
+                          <m:t>C</m:t>
+                        </m:r>
+                      </m:e>
+                    </m:d>
+                  </m:e>
+                </m:d>
+                <m:r>
+                  <m:rPr>
+                    <m:sty m:val="p"/>
+                  </m:rPr>
+                  <m:t>,</m:t>
+                </m:r>
+              </m:oMath>
+            </m:oMathPara>
+          </w:p>
+          <w:p>
+            <w:pPr>
+              <w:pStyle w:val="FirstParagraph"/>
+            </w:pPr>
+            <w:r>
+              <w:t xml:space="preserve">where</w:t>
+            </w:r>
+            <w:r>
+              <w:t xml:space="preserve"> </w:t>
+            </w:r>
+            <m:oMath>
+              <m:r>
+                <m:t>C</m:t>
+              </m:r>
+            </m:oMath>
+            <w:r>
+              <w:t xml:space="preserve"> </w:t>
+            </w:r>
+            <w:r>
+              <w:t xml:space="preserve">are baseline covariates sufficient to control confounding of both</w:t>
+            </w:r>
+            <w:r>
+              <w:t xml:space="preserve"> </w:t>
+            </w:r>
+            <w:r>
+              <w:t xml:space="preserve">the</w:t>
+            </w:r>
+            <w:r>
+              <w:t xml:space="preserve"> </w:t>
+            </w:r>
+            <m:oMath>
+              <m:r>
+                <m:t>A</m:t>
+              </m:r>
+              <m:r>
+                <m:rPr>
+                  <m:sty m:val="p"/>
+                </m:rPr>
+                <m:t>→</m:t>
+              </m:r>
+              <m:r>
+                <m:t>Y</m:t>
+              </m:r>
+            </m:oMath>
+            <w:r>
+              <w:t xml:space="preserve"> </w:t>
+            </w:r>
+            <w:r>
+              <w:t xml:space="preserve">and</w:t>
+            </w:r>
+            <w:r>
+              <w:t xml:space="preserve"> </w:t>
+            </w:r>
+            <m:oMath>
+              <m:r>
+                <m:t>M</m:t>
+              </m:r>
+              <m:r>
+                <m:rPr>
+                  <m:sty m:val="p"/>
+                </m:rPr>
+                <m:t>→</m:t>
+              </m:r>
+              <m:r>
+                <m:t>Y</m:t>
+              </m:r>
+            </m:oMath>
+            <w:r>
+              <w:t xml:space="preserve"> </w:t>
+            </w:r>
+            <w:r>
+              <w:t xml:space="preserve">pathways.</w:t>
+            </w:r>
+          </w:p>
+          <w:bookmarkEnd w:id="27"/>
+        </w:tc>
+      </w:tr>
+    </w:tbl>
+    <w:p>
+      <w:pPr>
+        <w:pStyle w:val="BodyText"/>
+      </w:pPr>
+      <w:ins w:id="41" w:author="PR Preview" w:date="2024-01-01T00:00:00Z">
+        <w:r>
+          <w:t xml:space="preserve">This expression can be estimated from observed data</w:t>
+        </w:r>
+      </w:ins>
+      <w:ins w:id="41" w:author="PR Preview" w:date="2024-01-01T00:00:00Z">
+        <w:r>
+          <w:t xml:space="preserve"> </w:t>
+        </w:r>
+      </w:ins>
+      <w:ins w:id="41" w:author="PR Preview" w:date="2024-01-01T00:00:00Z">
+        <w:r>
+          <w:t xml:space="preserve">using outcome regression, IP weighting, or doubly robust methods.</w:t>
+        </w:r>
+      </w:ins>
+    </w:p>
+    <w:p>
+      <w:pPr>
+        <w:pStyle w:val="BodyText"/>
+      </w:pPr>
+      <w:r>
+        <w:rPr>
+          <w:b/>
+          <w:bCs/>
+        </w:rPr>
+        <w:t xml:space="preserve">Why the interventionist approach matters</w:t>
+      </w:r>
+      <w:r>
+        <w:t xml:space="preserve">:</w:t>
+      </w:r>
+    </w:p>
+    <w:p>
+      <w:pPr>
+        <w:pStyle w:val="BodyText"/>
+      </w:pPr>
+      <w:r>
+        <w:t xml:space="preserve">The standard NDE requires cross-world consistency, which is often unjustifiable</w:t>
+      </w:r>
+      <w:r>
+        <w:t xml:space="preserve"> </w:t>
+      </w:r>
+      <w:r>
+        <w:t xml:space="preserve">when the mediator cannot be independently manipulated.</w:t>
+      </w:r>
+      <w:r>
+        <w:t xml:space="preserve"> </w:t>
+      </w:r>
+      <w:r>
+        <w:t xml:space="preserve">The interventionist approach by Vansteelandt and Daniel (2017)</w:t>
+      </w:r>
+      <w:r>
+        <w:t xml:space="preserve"> </w:t>
+      </w:r>
+      <w:r>
+        <w:t xml:space="preserve">and the stochastic mediation approach by Didelez, Dawid, and Geneletti (2006)</w:t>
+      </w:r>
+      <w:r>
+        <w:t xml:space="preserve"> </w:t>
+      </w:r>
+      <w:r>
+        <w:t xml:space="preserve">replace cross-world counterfactuals with stochastic interventions on the mediator,</w:t>
+      </w:r>
+      <w:r>
+        <w:t xml:space="preserve"> </w:t>
+      </w:r>
+      <w:r>
+        <w:t xml:space="preserve">which are well-defined physically and identifiable under weaker assumptions.</w:t>
+      </w:r>
+    </w:p>
+    <w:p>
+      <w:pPr>
+        <w:pStyle w:val="BodyText"/>
+      </w:pPr>
+      <w:r>
+        <w:rPr>
+          <w:b/>
+          <w:bCs/>
+        </w:rPr>
+        <w:t xml:space="preserve">Example</w:t>
+      </w:r>
+      <w:r>
+        <w:t xml:space="preserve">: Suppose</w:t>
+      </w:r>
+      <w:r>
+        <w:t xml:space="preserve"> </w:t>
+      </w:r>
+      <m:oMath>
+        <m:r>
+          <m:t>A</m:t>
+        </m:r>
+      </m:oMath>
+      <w:r>
+        <w:t xml:space="preserve"> </w:t>
+      </w:r>
+      <w:r>
+        <w:t xml:space="preserve">is a job training program,</w:t>
+      </w:r>
+      <w:r>
+        <w:t xml:space="preserve"> </w:t>
+      </w:r>
+      <m:oMath>
+        <m:r>
+          <m:t>M</m:t>
+        </m:r>
+      </m:oMath>
+      <w:r>
+        <w:t xml:space="preserve"> </w:t>
+      </w:r>
+      <w:r>
+        <w:t xml:space="preserve">is employment status, and</w:t>
+      </w:r>
+      <w:r>
+        <w:t xml:space="preserve"> </w:t>
+      </w:r>
+      <m:oMath>
+        <m:r>
+          <m:t>Y</m:t>
+        </m:r>
+      </m:oMath>
+      <w:r>
+        <w:t xml:space="preserve"> </w:t>
+      </w:r>
+      <w:r>
+        <w:t xml:space="preserve">is income.</w:t>
+      </w:r>
+      <w:r>
+        <w:t xml:space="preserve"> </w:t>
+      </w:r>
+      <w:r>
+        <w:t xml:space="preserve">The NDE requires holding employment at the value it</w:t>
+      </w:r>
+      <w:r>
+        <w:t xml:space="preserve"> </w:t>
+      </w:r>
+      <w:r>
+        <w:rPr>
+          <w:i/>
+          <w:iCs/>
+        </w:rPr>
+        <w:t xml:space="preserve">would have been</w:t>
+      </w:r>
+      <w:r>
+        <w:t xml:space="preserve"> </w:t>
+      </w:r>
+      <w:r>
+        <w:t xml:space="preserve">without training —</w:t>
+      </w:r>
+      <w:r>
+        <w:t xml:space="preserve"> </w:t>
+      </w:r>
+      <w:r>
+        <w:t xml:space="preserve">but if training causes employment, what does it mean to</w:t>
+      </w:r>
+      <w:r>
+        <w:t xml:space="preserve"> </w:t>
+      </w:r>
+      <w:r>
+        <w:t xml:space="preserve">“hold”</w:t>
+      </w:r>
+      <w:r>
+        <w:t xml:space="preserve"> </w:t>
+      </w:r>
+      <w:r>
+        <w:t xml:space="preserve">employment at the no-training value?</w:t>
+      </w:r>
+      <w:r>
+        <w:t xml:space="preserve"> </w:t>
+      </w:r>
+      <w:r>
+        <w:t xml:space="preserve">The interventionist approach instead asks:</w:t>
+      </w:r>
+      <w:r>
+        <w:t xml:space="preserve"> </w:t>
+      </w:r>
+      <w:r>
+        <w:t xml:space="preserve">“what is the effect on income if we randomly assign employment from the distribution</w:t>
+      </w:r>
+      <w:r>
+        <w:t xml:space="preserve"> </w:t>
+      </w:r>
+      <w:r>
+        <w:t xml:space="preserve">it would have in the no-training group?”</w:t>
+      </w:r>
+      <w:r>
+        <w:t xml:space="preserve"> </w:t>
+      </w:r>
+      <w:r>
+        <w:t xml:space="preserve">This is a well-defined intervention (randomly assign individuals to jobs or not)</w:t>
+      </w:r>
+      <w:r>
+        <w:t xml:space="preserve"> </w:t>
+      </w:r>
+      <w:r>
+        <w:t xml:space="preserve">and is identifiable.</w:t>
+      </w:r>
+    </w:p>
+    <w:bookmarkEnd w:id="28"/>
+    <w:bookmarkStart w:id="34" w:name="the-do-operator-and-mediation"/>
+    <w:p>
+      <w:pPr>
+        <w:pStyle w:val="Heading3"/>
+      </w:pPr>
+      <w:r>
+        <w:t xml:space="preserve">4.2 The Do-Operator and Mediation</w:t>
+      </w:r>
+    </w:p>
+    <w:p>
+      <w:pPr>
+        <w:pStyle w:val="FirstParagraph"/>
+      </w:pPr>
+      <w:ins w:id="46" w:author="PR Preview" w:date="2024-01-01T00:00:00Z">
+        <w:r>
+          <w:t xml:space="preserve">In the structural causal model (SCM) framework of Pearl (2000),</w:t>
+        </w:r>
+      </w:ins>
+      <w:ins w:id="46" w:author="PR Preview" w:date="2024-01-01T00:00:00Z">
+        <w:r>
+          <w:t xml:space="preserve"> </w:t>
+        </w:r>
+      </w:ins>
+      <w:ins w:id="46" w:author="PR Preview" w:date="2024-01-01T00:00:00Z">
+        <w:r>
+          <w:t xml:space="preserve">mediation is analyzed using the do-operator.</w:t>
+        </w:r>
+      </w:ins>
+    </w:p>
+    <w:tbl>
+      <w:tblPr>
+        <w:tblStyle w:val="Table"/>
+        <w:tblInd w:w="164" w:type="dxa"/>
+        <w:tblBorders>
+          <w:left w:val="single" w:sz="24" w:space="0" w:color="909090"/>
+        </w:tblBorders>
+        <w:tblCellMar>
+          <w:left w:w="0" w:type="dxa"/>
+          <w:right w:w="0" w:type="dxa"/>
+        </w:tblCellMar>
+        <w:tblLook w:firstRow="0" w:lastRow="0" w:firstColumn="0" w:lastColumn="0" w:noHBand="0" w:noVBand="0" w:val="0000"/>
+      </w:tblPr>
+      <w:tblGrid>
+        <w:gridCol w:w="7920"/>
+      </w:tblGrid>
+      <w:tr>
+        <w:trPr>
+          <w:cantSplit/>
+        </w:trPr>
+        <w:tc>
+          <w:tcPr>
+            <w:tcMar>
+              <w:left w:w="144" w:type="dxa"/>
+            </w:tcMar>
+          </w:tcPr>
+          <w:p>
+            <w:pPr>
+              <w:pStyle w:val="BodyText"/>
+            </w:pPr>
+            <w:pPr>
+              <w:spacing w:before="16" w:after="64"/>
+            </w:pPr>
+          </w:p>
+          <w:bookmarkStart w:id="29" w:name="def-do-operator"/>
+          <w:p>
+            <w:pPr>
+              <w:pStyle w:val="BodyText"/>
+            </w:pPr>
+            <w:r>
+              <w:rPr>
+                <w:b/>
+                <w:bCs/>
+              </w:rPr>
+              <w:t xml:space="preserve">Definition 10 (The Do-Operator)</w:t>
+            </w:r>
+            <w:r>
+              <w:t xml:space="preserve"> </w:t>
+            </w:r>
+            <w:r>
+              <w:t xml:space="preserve">Pearl’s</w:t>
+            </w:r>
+            <w:r>
+              <w:t xml:space="preserve"> </w:t>
+            </w:r>
+            <w:r>
+              <w:rPr>
+                <w:b/>
+                <w:bCs/>
+              </w:rPr>
+              <w:t xml:space="preserve">do-operator</w:t>
+            </w:r>
+            <w:r>
+              <w:t xml:space="preserve"> </w:t>
+            </w:r>
+            <m:oMath>
+              <m:r>
+                <m:rPr>
+                  <m:nor/>
+                  <m:sty m:val="p"/>
+                </m:rPr>
+                <m:t>do</m:t>
+              </m:r>
+              <m:r>
+                <m:rPr>
+                  <m:sty m:val="p"/>
+                </m:rPr>
+                <m:t>(</m:t>
+              </m:r>
+              <m:r>
+                <m:t>M</m:t>
+              </m:r>
+              <m:r>
+                <m:rPr>
+                  <m:sty m:val="p"/>
+                </m:rPr>
+                <m:t>=</m:t>
+              </m:r>
+              <m:r>
+                <m:t>m</m:t>
+              </m:r>
+              <m:r>
+                <m:rPr>
+                  <m:sty m:val="p"/>
+                </m:rPr>
+                <m:t>)</m:t>
+              </m:r>
+            </m:oMath>
+            <w:r>
+              <w:t xml:space="preserve"> </w:t>
+            </w:r>
+            <w:r>
+              <w:t xml:space="preserve">represents an intervention</w:t>
+            </w:r>
+            <w:r>
+              <w:t xml:space="preserve"> </w:t>
+            </w:r>
+            <w:r>
+              <w:t xml:space="preserve">that sets</w:t>
+            </w:r>
+            <w:r>
+              <w:t xml:space="preserve"> </w:t>
+            </w:r>
+            <m:oMath>
+              <m:r>
+                <m:t>M</m:t>
+              </m:r>
+            </m:oMath>
+            <w:r>
+              <w:t xml:space="preserve"> </w:t>
+            </w:r>
+            <w:r>
+              <w:t xml:space="preserve">to a fixed value</w:t>
+            </w:r>
+            <w:r>
+              <w:t xml:space="preserve"> </w:t>
+            </w:r>
+            <m:oMath>
+              <m:r>
+                <m:t>m</m:t>
+              </m:r>
+            </m:oMath>
+            <w:r>
+              <w:t xml:space="preserve"> </w:t>
+            </w:r>
+            <w:r>
+              <w:t xml:space="preserve">by removing all arrows into</w:t>
+            </w:r>
+            <w:r>
+              <w:t xml:space="preserve"> </w:t>
+            </w:r>
+            <m:oMath>
+              <m:r>
+                <m:t>M</m:t>
+              </m:r>
+            </m:oMath>
+            <w:r>
+              <w:t xml:space="preserve"> </w:t>
+            </w:r>
+            <w:r>
+              <w:t xml:space="preserve">in the causal DAG.</w:t>
+            </w:r>
+          </w:p>
+          <w:bookmarkEnd w:id="29"/>
+        </w:tc>
+      </w:tr>
+    </w:tbl>
+    <w:p>
+      <w:pPr>
+        <w:pStyle w:val="BodyText"/>
+      </w:pPr>
+      <w:ins w:id="47" w:author="PR Preview" w:date="2024-01-01T00:00:00Z">
+        <w:r>
+          <w:t xml:space="preserve"> </w:t>
+        </w:r>
+      </w:ins>
+    </w:p>
+    <w:tbl>
+      <w:tblPr>
+        <w:tblStyle w:val="Table"/>
+        <w:tblInd w:w="164" w:type="dxa"/>
+        <w:tblBorders>
+          <w:left w:val="single" w:sz="24" w:space="0" w:color="909090"/>
+        </w:tblBorders>
+        <w:tblCellMar>
+          <w:left w:w="0" w:type="dxa"/>
+          <w:right w:w="0" w:type="dxa"/>
+        </w:tblCellMar>
+        <w:tblLook w:firstRow="0" w:lastRow="0" w:firstColumn="0" w:lastColumn="0" w:noHBand="0" w:noVBand="0" w:val="0000"/>
+      </w:tblPr>
+      <w:tblGrid>
+        <w:gridCol w:w="7920"/>
+      </w:tblGrid>
+      <w:tr>
+        <w:trPr>
+          <w:cantSplit/>
+        </w:trPr>
+        <w:tc>
+          <w:tcPr>
+            <w:tcMar>
+              <w:left w:w="144" w:type="dxa"/>
+            </w:tcMar>
+          </w:tcPr>
+          <w:p>
+            <w:pPr>
+              <w:pStyle w:val="BodyText"/>
+            </w:pPr>
+            <w:pPr>
+              <w:spacing w:before="16" w:after="64"/>
+            </w:pPr>
+          </w:p>
+          <w:bookmarkStart w:id="30" w:name="def-do-mediation"/>
+          <w:p>
+            <w:pPr>
+              <w:pStyle w:val="BodyText"/>
+            </w:pPr>
+            <w:r>
+              <w:rPr>
+                <w:b/>
+                <w:bCs/>
+              </w:rPr>
+              <w:t xml:space="preserve">Definition 11 (Direct Effect via the Do-Operator)</w:t>
             </w:r>
             <w:r>
               <w:t xml:space="preserve"> </w:t>
@@ -5758,7 +6173,7 @@
               <w:t xml:space="preserve">under the consistency assumption.</w:t>
             </w:r>
           </w:p>
-          <w:bookmarkEnd w:id="23"/>
+          <w:bookmarkEnd w:id="30"/>
         </w:tc>
       </w:tr>
     </w:tbl>
@@ -5971,18 +6386,18 @@
                 <wp:inline>
                   <wp:extent cx="152400" cy="152400"/>
                   <wp:effectExtent b="0" l="0" r="0" t="0"/>
-                  <wp:docPr descr="" title="" id="25" name="Picture"/>
+                  <wp:docPr descr="" title="" id="32" name="Picture"/>
                   <a:graphic>
                     <a:graphicData uri="http://schemas.openxmlformats.org/drawingml/2006/picture">
                       <pic:pic>
                         <pic:nvPicPr>
-                          <pic:cNvPr descr="/opt/quarto/share/formats/docx/note.png" id="26" name="Picture"/>
+                          <pic:cNvPr descr="/opt/quarto/share/formats/docx/note.png" id="33" name="Picture"/>
                           <pic:cNvPicPr>
                             <a:picLocks noChangeArrowheads="1" noChangeAspect="1"/>
                           </pic:cNvPicPr>
                         </pic:nvPicPr>
                         <pic:blipFill>
-                          <a:blip r:embed="rId24"/>
+                          <a:blip r:embed="rId31"/>
                           <a:stretch>
                             <a:fillRect/>
                           </a:stretch>
@@ -6320,9 +6735,9 @@
         </w:tc>
       </w:tr>
     </w:tbl>
-    <w:bookmarkEnd w:id="27"/>
-    <w:bookmarkEnd w:id="28"/>
-    <w:bookmarkStart w:id="29" w:name="summary"/>
+    <w:bookmarkEnd w:id="34"/>
+    <w:bookmarkEnd w:id="35"/>
+    <w:bookmarkStart w:id="36" w:name="summary"/>
     <w:p>
       <w:pPr>
         <w:pStyle w:val="Heading2"/>
@@ -6343,7 +6758,7 @@
         <w:pStyle w:val="Compact"/>
         <w:numPr>
           <w:ilvl w:val="0"/>
-          <w:numId w:val="1004"/>
+          <w:numId w:val="1003"/>
         </w:numPr>
       </w:pPr>
       <w:r>
@@ -6429,7 +6844,7 @@
         <w:pStyle w:val="Compact"/>
         <w:numPr>
           <w:ilvl w:val="0"/>
-          <w:numId w:val="1004"/>
+          <w:numId w:val="1003"/>
         </w:numPr>
       </w:pPr>
       <w:r>
@@ -6813,7 +7228,7 @@
         <w:pStyle w:val="Compact"/>
         <w:numPr>
           <w:ilvl w:val="0"/>
-          <w:numId w:val="1004"/>
+          <w:numId w:val="1003"/>
         </w:numPr>
       </w:pPr>
       <w:r>
@@ -6864,7 +7279,7 @@
         <w:pStyle w:val="Compact"/>
         <w:numPr>
           <w:ilvl w:val="0"/>
-          <w:numId w:val="1004"/>
+          <w:numId w:val="1003"/>
         </w:numPr>
       </w:pPr>
       <w:r>
@@ -7058,7 +7473,7 @@
         <w:pStyle w:val="Compact"/>
         <w:numPr>
           <w:ilvl w:val="0"/>
-          <w:numId w:val="1004"/>
+          <w:numId w:val="1003"/>
         </w:numPr>
       </w:pPr>
       <w:r>
@@ -7098,7 +7513,7 @@
         <w:pStyle w:val="Compact"/>
         <w:numPr>
           <w:ilvl w:val="0"/>
-          <w:numId w:val="1004"/>
+          <w:numId w:val="1003"/>
         </w:numPr>
       </w:pPr>
       <w:r>
@@ -7124,8 +7539,8 @@
         <w:t xml:space="preserve">of the g-methods framework for time-varying treatments.</w:t>
       </w:r>
     </w:p>
-    <w:bookmarkEnd w:id="29"/>
-    <w:bookmarkStart w:id="33" w:name="references"/>
+    <w:bookmarkEnd w:id="36"/>
+    <w:bookmarkStart w:id="40" w:name="references"/>
     <w:p>
       <w:pPr>
         <w:pStyle w:val="Heading2"/>
@@ -7141,8 +7556,8 @@
         </w:pict>
       </w:r>
     </w:p>
-    <w:bookmarkStart w:id="32" w:name="refs"/>
-    <w:bookmarkStart w:id="31" w:name="ref-hernan2020causal"/>
+    <w:bookmarkStart w:id="39" w:name="refs"/>
+    <w:bookmarkStart w:id="38" w:name="ref-hernan2020causal"/>
     <w:p>
       <w:pPr>
         <w:pStyle w:val="Bibliography"/>
@@ -7166,7 +7581,7 @@
       <w:r>
         <w:t xml:space="preserve"> </w:t>
       </w:r>
-      <w:hyperlink r:id="rId30">
+      <w:hyperlink r:id="rId37">
         <w:r>
           <w:rPr>
             <w:rStyle w:val="Hyperlink"/>
@@ -7178,9 +7593,9 @@
         <w:t xml:space="preserve">.</w:t>
       </w:r>
     </w:p>
-    <w:bookmarkEnd w:id="31"/>
-    <w:bookmarkEnd w:id="32"/>
-    <w:bookmarkEnd w:id="33"/>
+    <w:bookmarkEnd w:id="38"/>
+    <w:bookmarkEnd w:id="39"/>
+    <w:bookmarkEnd w:id="40"/>
     <w:sectPr>
       <w:footnotePr>
         <w:numRestart w:val="eachSect"/>
@@ -7285,6 +7700,91 @@
     <w:lvl w:ilvl="8">
       <w:numFmt w:val="bullet"/>
       <w:lvlText w:val=" "/>
+      <w:lvlJc w:val="left"/>
+      <w:pPr>
+        <w:ind w:left="6480" w:hanging="360"/>
+      </w:pPr>
+    </w:lvl>
+  </w:abstractNum>
+  <w:abstractNum w:abstractNumId="99411">
+    <w:nsid w:val="00A99411"/>
+    <w:multiLevelType w:val="multilevel"/>
+    <w:lvl w:ilvl="0">
+      <w:start w:val="1"/>
+      <w:numFmt w:val="decimal"/>
+      <w:lvlText w:val="%1."/>
+      <w:lvlJc w:val="left"/>
+      <w:pPr>
+        <w:ind w:left="720" w:hanging="360"/>
+      </w:pPr>
+    </w:lvl>
+    <w:lvl w:ilvl="1">
+      <w:start w:val="1"/>
+      <w:numFmt w:val="decimal"/>
+      <w:lvlText w:val="%2."/>
+      <w:lvlJc w:val="left"/>
+      <w:pPr>
+        <w:ind w:left="1440" w:hanging="360"/>
+      </w:pPr>
+    </w:lvl>
+    <w:lvl w:ilvl="2">
+      <w:start w:val="1"/>
+      <w:numFmt w:val="decimal"/>
+      <w:lvlText w:val="%3."/>
+      <w:lvlJc w:val="left"/>
+      <w:pPr>
+        <w:ind w:left="2160" w:hanging="360"/>
+      </w:pPr>
+    </w:lvl>
+    <w:lvl w:ilvl="3">
+      <w:start w:val="1"/>
+      <w:numFmt w:val="decimal"/>
+      <w:lvlText w:val="%4."/>
+      <w:lvlJc w:val="left"/>
+      <w:pPr>
+        <w:ind w:left="2880" w:hanging="360"/>
+      </w:pPr>
+    </w:lvl>
+    <w:lvl w:ilvl="4">
+      <w:start w:val="1"/>
+      <w:numFmt w:val="decimal"/>
+      <w:lvlText w:val="%5."/>
+      <w:lvlJc w:val="left"/>
+      <w:pPr>
+        <w:ind w:left="3600" w:hanging="360"/>
+      </w:pPr>
+    </w:lvl>
+    <w:lvl w:ilvl="5">
+      <w:start w:val="1"/>
+      <w:numFmt w:val="decimal"/>
+      <w:lvlText w:val="%6."/>
+      <w:lvlJc w:val="left"/>
+      <w:pPr>
+        <w:ind w:left="4320" w:hanging="360"/>
+      </w:pPr>
+    </w:lvl>
+    <w:lvl w:ilvl="6">
+      <w:start w:val="1"/>
+      <w:numFmt w:val="decimal"/>
+      <w:lvlText w:val="%7."/>
+      <w:lvlJc w:val="left"/>
+      <w:pPr>
+        <w:ind w:left="5040" w:hanging="360"/>
+      </w:pPr>
+    </w:lvl>
+    <w:lvl w:ilvl="7">
+      <w:start w:val="1"/>
+      <w:numFmt w:val="decimal"/>
+      <w:lvlText w:val="%8."/>
+      <w:lvlJc w:val="left"/>
+      <w:pPr>
+        <w:ind w:left="5760" w:hanging="360"/>
+      </w:pPr>
+    </w:lvl>
+    <w:lvl w:ilvl="8">
+      <w:start w:val="1"/>
+      <w:numFmt w:val="decimal"/>
+      <w:lvlText w:val="%9."/>
       <w:lvlJc w:val="left"/>
       <w:pPr>
         <w:ind w:left="6480" w:hanging="360"/>
@@ -7394,98 +7894,10 @@
       </w:rPr>
     </w:lvl>
   </w:abstractNum>
-  <w:abstractNum w:abstractNumId="99411">
-    <w:nsid w:val="00A99411"/>
-    <w:multiLevelType w:val="multilevel"/>
-    <w:lvl w:ilvl="0">
-      <w:start w:val="1"/>
-      <w:numFmt w:val="decimal"/>
-      <w:lvlText w:val="%1."/>
-      <w:lvlJc w:val="left"/>
-      <w:pPr>
-        <w:ind w:left="720" w:hanging="360"/>
-      </w:pPr>
-    </w:lvl>
-    <w:lvl w:ilvl="1">
-      <w:start w:val="1"/>
-      <w:numFmt w:val="decimal"/>
-      <w:lvlText w:val="%2."/>
-      <w:lvlJc w:val="left"/>
-      <w:pPr>
-        <w:ind w:left="1440" w:hanging="360"/>
-      </w:pPr>
-    </w:lvl>
-    <w:lvl w:ilvl="2">
-      <w:start w:val="1"/>
-      <w:numFmt w:val="decimal"/>
-      <w:lvlText w:val="%3."/>
-      <w:lvlJc w:val="left"/>
-      <w:pPr>
-        <w:ind w:left="2160" w:hanging="360"/>
-      </w:pPr>
-    </w:lvl>
-    <w:lvl w:ilvl="3">
-      <w:start w:val="1"/>
-      <w:numFmt w:val="decimal"/>
-      <w:lvlText w:val="%4."/>
-      <w:lvlJc w:val="left"/>
-      <w:pPr>
-        <w:ind w:left="2880" w:hanging="360"/>
-      </w:pPr>
-    </w:lvl>
-    <w:lvl w:ilvl="4">
-      <w:start w:val="1"/>
-      <w:numFmt w:val="decimal"/>
-      <w:lvlText w:val="%5."/>
-      <w:lvlJc w:val="left"/>
-      <w:pPr>
-        <w:ind w:left="3600" w:hanging="360"/>
-      </w:pPr>
-    </w:lvl>
-    <w:lvl w:ilvl="5">
-      <w:start w:val="1"/>
-      <w:numFmt w:val="decimal"/>
-      <w:lvlText w:val="%6."/>
-      <w:lvlJc w:val="left"/>
-      <w:pPr>
-        <w:ind w:left="4320" w:hanging="360"/>
-      </w:pPr>
-    </w:lvl>
-    <w:lvl w:ilvl="6">
-      <w:start w:val="1"/>
-      <w:numFmt w:val="decimal"/>
-      <w:lvlText w:val="%7."/>
-      <w:lvlJc w:val="left"/>
-      <w:pPr>
-        <w:ind w:left="5040" w:hanging="360"/>
-      </w:pPr>
-    </w:lvl>
-    <w:lvl w:ilvl="7">
-      <w:start w:val="1"/>
-      <w:numFmt w:val="decimal"/>
-      <w:lvlText w:val="%8."/>
-      <w:lvlJc w:val="left"/>
-      <w:pPr>
-        <w:ind w:left="5760" w:hanging="360"/>
-      </w:pPr>
-    </w:lvl>
-    <w:lvl w:ilvl="8">
-      <w:start w:val="1"/>
-      <w:numFmt w:val="decimal"/>
-      <w:lvlText w:val="%9."/>
-      <w:lvlJc w:val="left"/>
-      <w:pPr>
-        <w:ind w:left="6480" w:hanging="360"/>
-      </w:pPr>
-    </w:lvl>
-  </w:abstractNum>
   <w:num w:numId="1000">
     <w:abstractNumId w:val="990"/>
   </w:num>
   <w:num w:numId="1001">
-    <w:abstractNumId w:val="991"/>
-  </w:num>
-  <w:num w:numId="1002">
     <w:abstractNumId w:val="99411"/>
     <w:lvlOverride w:ilvl="0">
       <w:startOverride w:val="1"/>
@@ -7515,10 +7927,10 @@
       <w:startOverride w:val="1"/>
     </w:lvlOverride>
   </w:num>
-  <w:num w:numId="1003">
+  <w:num w:numId="1002">
     <w:abstractNumId w:val="991"/>
   </w:num>
-  <w:num w:numId="1004">
+  <w:num w:numId="1003">
     <w:abstractNumId w:val="991"/>
   </w:num>
 </w:numbering>
